--- a/Other/KNOWN PEOPLE.docx
+++ b/Other/KNOWN PEOPLE.docx
@@ -261,14 +261,7 @@
           <w:rFonts w:ascii="Mom´sTypewriter" w:hAnsi="Mom´sTypewriter"/>
           <w:lang w:val="en-US"/>
         </w:rPr>
-        <w:t xml:space="preserve">, that’s </w:t>
-      </w:r>
-      <w:r>
-        <w:rPr>
-          <w:rFonts w:ascii="Mom´sTypewriter" w:hAnsi="Mom´sTypewriter"/>
-          <w:lang w:val="en-US"/>
-        </w:rPr>
-        <w:t>BL-8842</w:t>
+        <w:t>, that’s BL-8842</w:t>
       </w:r>
     </w:p>
     <w:p>
@@ -366,6 +359,16 @@
         </w:rPr>
         <w:t>Blackout</w:t>
       </w:r>
+    </w:p>
+    <w:p>
+      <w:pPr>
+        <w:rPr>
+          <w:rFonts w:ascii="Mom´sTypewriter" w:hAnsi="Mom´sTypewriter"/>
+          <w:b/>
+          <w:bCs/>
+          <w:lang w:val="en-US"/>
+        </w:rPr>
+      </w:pPr>
     </w:p>
     <w:p>
       <w:pPr>
@@ -1786,28 +1789,44 @@
         <w:tblLook w:val="04A0" w:firstRow="1" w:lastRow="0" w:firstColumn="1" w:lastColumn="0" w:noHBand="0" w:noVBand="1"/>
       </w:tblPr>
       <w:tblGrid>
-        <w:gridCol w:w="563"/>
-        <w:gridCol w:w="564"/>
-        <w:gridCol w:w="563"/>
-        <w:gridCol w:w="564"/>
-        <w:gridCol w:w="563"/>
-        <w:gridCol w:w="564"/>
-        <w:gridCol w:w="562"/>
-        <w:gridCol w:w="563"/>
-        <w:gridCol w:w="562"/>
-        <w:gridCol w:w="563"/>
-        <w:gridCol w:w="562"/>
-        <w:gridCol w:w="563"/>
-        <w:gridCol w:w="562"/>
-        <w:gridCol w:w="563"/>
-        <w:gridCol w:w="562"/>
-        <w:gridCol w:w="563"/>
+        <w:gridCol w:w="325"/>
+        <w:gridCol w:w="331"/>
+        <w:gridCol w:w="254"/>
+        <w:gridCol w:w="330"/>
+        <w:gridCol w:w="254"/>
+        <w:gridCol w:w="253"/>
+        <w:gridCol w:w="254"/>
+        <w:gridCol w:w="345"/>
+        <w:gridCol w:w="253"/>
+        <w:gridCol w:w="254"/>
+        <w:gridCol w:w="253"/>
+        <w:gridCol w:w="254"/>
+        <w:gridCol w:w="253"/>
+        <w:gridCol w:w="254"/>
+        <w:gridCol w:w="253"/>
+        <w:gridCol w:w="359"/>
+        <w:gridCol w:w="349"/>
+        <w:gridCol w:w="253"/>
+        <w:gridCol w:w="254"/>
+        <w:gridCol w:w="253"/>
+        <w:gridCol w:w="254"/>
+        <w:gridCol w:w="253"/>
+        <w:gridCol w:w="254"/>
+        <w:gridCol w:w="253"/>
+        <w:gridCol w:w="335"/>
+        <w:gridCol w:w="254"/>
+        <w:gridCol w:w="253"/>
+        <w:gridCol w:w="254"/>
+        <w:gridCol w:w="369"/>
+        <w:gridCol w:w="254"/>
+        <w:gridCol w:w="332"/>
+        <w:gridCol w:w="353"/>
       </w:tblGrid>
       <w:tr>
         <w:tc>
           <w:tcPr>
             <w:tcW w:w="4506" w:type="dxa"/>
-            <w:gridSpan w:val="8"/>
+            <w:gridSpan w:val="16"/>
             <w:vAlign w:val="center"/>
           </w:tcPr>
           <w:p>
@@ -1830,6 +1849,55 @@
         <w:tc>
           <w:tcPr>
             <w:tcW w:w="4500" w:type="dxa"/>
+            <w:gridSpan w:val="16"/>
+            <w:shd w:val="clear" w:color="auto" w:fill="D1D1D1" w:themeFill="background2" w:themeFillShade="E6"/>
+            <w:vAlign w:val="center"/>
+          </w:tcPr>
+          <w:p>
+            <w:pPr>
+              <w:jc w:val="center"/>
+              <w:rPr>
+                <w:rFonts w:ascii="Mom´sTypewriter" w:hAnsi="Mom´sTypewriter"/>
+                <w:lang w:val="en-US"/>
+              </w:rPr>
+            </w:pPr>
+            <w:r>
+              <w:rPr>
+                <w:rFonts w:ascii="Mom´sTypewriter" w:hAnsi="Mom´sTypewriter"/>
+                <w:lang w:val="en-US"/>
+              </w:rPr>
+              <w:t>T</w:t>
+            </w:r>
+          </w:p>
+        </w:tc>
+      </w:tr>
+      <w:tr>
+        <w:tc>
+          <w:tcPr>
+            <w:tcW w:w="2254" w:type="dxa"/>
+            <w:gridSpan w:val="8"/>
+            <w:vAlign w:val="center"/>
+          </w:tcPr>
+          <w:p>
+            <w:pPr>
+              <w:jc w:val="center"/>
+              <w:rPr>
+                <w:rFonts w:ascii="Mom´sTypewriter" w:hAnsi="Mom´sTypewriter"/>
+                <w:lang w:val="en-US"/>
+              </w:rPr>
+            </w:pPr>
+            <w:r>
+              <w:rPr>
+                <w:rFonts w:ascii="Mom´sTypewriter" w:hAnsi="Mom´sTypewriter"/>
+                <w:lang w:val="en-US"/>
+              </w:rPr>
+              <w:t>I</w:t>
+            </w:r>
+          </w:p>
+        </w:tc>
+        <w:tc>
+          <w:tcPr>
+            <w:tcW w:w="2252" w:type="dxa"/>
             <w:gridSpan w:val="8"/>
             <w:shd w:val="clear" w:color="auto" w:fill="D1D1D1" w:themeFill="background2" w:themeFillShade="E6"/>
             <w:vAlign w:val="center"/>
@@ -1847,7 +1915,54 @@
                 <w:rFonts w:ascii="Mom´sTypewriter" w:hAnsi="Mom´sTypewriter"/>
                 <w:lang w:val="en-US"/>
               </w:rPr>
-              <w:t>T</w:t>
+              <w:t>A</w:t>
+            </w:r>
+          </w:p>
+        </w:tc>
+        <w:tc>
+          <w:tcPr>
+            <w:tcW w:w="2250" w:type="dxa"/>
+            <w:gridSpan w:val="8"/>
+            <w:vAlign w:val="center"/>
+          </w:tcPr>
+          <w:p>
+            <w:pPr>
+              <w:jc w:val="center"/>
+              <w:rPr>
+                <w:rFonts w:ascii="Mom´sTypewriter" w:hAnsi="Mom´sTypewriter"/>
+                <w:lang w:val="en-US"/>
+              </w:rPr>
+            </w:pPr>
+            <w:r>
+              <w:rPr>
+                <w:rFonts w:ascii="Mom´sTypewriter" w:hAnsi="Mom´sTypewriter"/>
+                <w:lang w:val="en-US"/>
+              </w:rPr>
+              <w:t>N</w:t>
+            </w:r>
+          </w:p>
+        </w:tc>
+        <w:tc>
+          <w:tcPr>
+            <w:tcW w:w="2250" w:type="dxa"/>
+            <w:gridSpan w:val="8"/>
+            <w:shd w:val="clear" w:color="auto" w:fill="D1D1D1" w:themeFill="background2" w:themeFillShade="E6"/>
+            <w:vAlign w:val="center"/>
+          </w:tcPr>
+          <w:p>
+            <w:pPr>
+              <w:jc w:val="center"/>
+              <w:rPr>
+                <w:rFonts w:ascii="Mom´sTypewriter" w:hAnsi="Mom´sTypewriter"/>
+                <w:lang w:val="en-US"/>
+              </w:rPr>
+            </w:pPr>
+            <w:r>
+              <w:rPr>
+                <w:rFonts w:ascii="Mom´sTypewriter" w:hAnsi="Mom´sTypewriter"/>
+                <w:lang w:val="en-US"/>
+              </w:rPr>
+              <w:t>M</w:t>
             </w:r>
           </w:p>
         </w:tc>
@@ -1855,7 +1970,7 @@
       <w:tr>
         <w:tc>
           <w:tcPr>
-            <w:tcW w:w="2254" w:type="dxa"/>
+            <w:tcW w:w="1127" w:type="dxa"/>
             <w:gridSpan w:val="4"/>
             <w:vAlign w:val="center"/>
           </w:tcPr>
@@ -1872,13 +1987,13 @@
                 <w:rFonts w:ascii="Mom´sTypewriter" w:hAnsi="Mom´sTypewriter"/>
                 <w:lang w:val="en-US"/>
               </w:rPr>
-              <w:t>A</w:t>
+              <w:t>S</w:t>
             </w:r>
           </w:p>
         </w:tc>
         <w:tc>
           <w:tcPr>
-            <w:tcW w:w="2252" w:type="dxa"/>
+            <w:tcW w:w="1127" w:type="dxa"/>
             <w:gridSpan w:val="4"/>
             <w:shd w:val="clear" w:color="auto" w:fill="D1D1D1" w:themeFill="background2" w:themeFillShade="E6"/>
             <w:vAlign w:val="center"/>
@@ -1896,13 +2011,13 @@
                 <w:rFonts w:ascii="Mom´sTypewriter" w:hAnsi="Mom´sTypewriter"/>
                 <w:lang w:val="en-US"/>
               </w:rPr>
-              <w:t>I</w:t>
+              <w:t>U</w:t>
             </w:r>
           </w:p>
         </w:tc>
         <w:tc>
           <w:tcPr>
-            <w:tcW w:w="2250" w:type="dxa"/>
+            <w:tcW w:w="1127" w:type="dxa"/>
             <w:gridSpan w:val="4"/>
             <w:vAlign w:val="center"/>
           </w:tcPr>
@@ -1919,13 +2034,13 @@
                 <w:rFonts w:ascii="Mom´sTypewriter" w:hAnsi="Mom´sTypewriter"/>
                 <w:lang w:val="en-US"/>
               </w:rPr>
-              <w:t>N</w:t>
+              <w:t>R</w:t>
             </w:r>
           </w:p>
         </w:tc>
         <w:tc>
           <w:tcPr>
-            <w:tcW w:w="2250" w:type="dxa"/>
+            <w:tcW w:w="1125" w:type="dxa"/>
             <w:gridSpan w:val="4"/>
             <w:shd w:val="clear" w:color="auto" w:fill="D1D1D1" w:themeFill="background2" w:themeFillShade="E6"/>
             <w:vAlign w:val="center"/>
@@ -1943,7 +2058,101 @@
                 <w:rFonts w:ascii="Mom´sTypewriter" w:hAnsi="Mom´sTypewriter"/>
                 <w:lang w:val="en-US"/>
               </w:rPr>
-              <w:t>M</w:t>
+              <w:t>W</w:t>
+            </w:r>
+          </w:p>
+        </w:tc>
+        <w:tc>
+          <w:tcPr>
+            <w:tcW w:w="1125" w:type="dxa"/>
+            <w:gridSpan w:val="4"/>
+            <w:vAlign w:val="center"/>
+          </w:tcPr>
+          <w:p>
+            <w:pPr>
+              <w:jc w:val="center"/>
+              <w:rPr>
+                <w:rFonts w:ascii="Mom´sTypewriter" w:hAnsi="Mom´sTypewriter"/>
+                <w:lang w:val="en-US"/>
+              </w:rPr>
+            </w:pPr>
+            <w:r>
+              <w:rPr>
+                <w:rFonts w:ascii="Mom´sTypewriter" w:hAnsi="Mom´sTypewriter"/>
+                <w:lang w:val="en-US"/>
+              </w:rPr>
+              <w:t>D</w:t>
+            </w:r>
+          </w:p>
+        </w:tc>
+        <w:tc>
+          <w:tcPr>
+            <w:tcW w:w="1125" w:type="dxa"/>
+            <w:gridSpan w:val="4"/>
+            <w:shd w:val="clear" w:color="auto" w:fill="D1D1D1" w:themeFill="background2" w:themeFillShade="E6"/>
+            <w:vAlign w:val="center"/>
+          </w:tcPr>
+          <w:p>
+            <w:pPr>
+              <w:jc w:val="center"/>
+              <w:rPr>
+                <w:rFonts w:ascii="Mom´sTypewriter" w:hAnsi="Mom´sTypewriter"/>
+                <w:lang w:val="en-US"/>
+              </w:rPr>
+            </w:pPr>
+            <w:r>
+              <w:rPr>
+                <w:rFonts w:ascii="Mom´sTypewriter" w:hAnsi="Mom´sTypewriter"/>
+                <w:lang w:val="en-US"/>
+              </w:rPr>
+              <w:t>K</w:t>
+            </w:r>
+          </w:p>
+        </w:tc>
+        <w:tc>
+          <w:tcPr>
+            <w:tcW w:w="1125" w:type="dxa"/>
+            <w:gridSpan w:val="4"/>
+            <w:vAlign w:val="center"/>
+          </w:tcPr>
+          <w:p>
+            <w:pPr>
+              <w:jc w:val="center"/>
+              <w:rPr>
+                <w:rFonts w:ascii="Mom´sTypewriter" w:hAnsi="Mom´sTypewriter"/>
+                <w:lang w:val="en-US"/>
+              </w:rPr>
+            </w:pPr>
+            <w:r>
+              <w:rPr>
+                <w:rFonts w:ascii="Mom´sTypewriter" w:hAnsi="Mom´sTypewriter"/>
+                <w:lang w:val="en-US"/>
+              </w:rPr>
+              <w:t>G</w:t>
+            </w:r>
+          </w:p>
+        </w:tc>
+        <w:tc>
+          <w:tcPr>
+            <w:tcW w:w="1125" w:type="dxa"/>
+            <w:gridSpan w:val="4"/>
+            <w:shd w:val="clear" w:color="auto" w:fill="D1D1D1" w:themeFill="background2" w:themeFillShade="E6"/>
+            <w:vAlign w:val="center"/>
+          </w:tcPr>
+          <w:p>
+            <w:pPr>
+              <w:jc w:val="center"/>
+              <w:rPr>
+                <w:rFonts w:ascii="Mom´sTypewriter" w:hAnsi="Mom´sTypewriter"/>
+                <w:lang w:val="en-US"/>
+              </w:rPr>
+            </w:pPr>
+            <w:r>
+              <w:rPr>
+                <w:rFonts w:ascii="Mom´sTypewriter" w:hAnsi="Mom´sTypewriter"/>
+                <w:lang w:val="en-US"/>
+              </w:rPr>
+              <w:t>O</w:t>
             </w:r>
           </w:p>
         </w:tc>
@@ -1951,7 +2160,7 @@
       <w:tr>
         <w:tc>
           <w:tcPr>
-            <w:tcW w:w="1127" w:type="dxa"/>
+            <w:tcW w:w="563" w:type="dxa"/>
             <w:gridSpan w:val="2"/>
             <w:vAlign w:val="center"/>
           </w:tcPr>
@@ -1968,13 +2177,13 @@
                 <w:rFonts w:ascii="Mom´sTypewriter" w:hAnsi="Mom´sTypewriter"/>
                 <w:lang w:val="en-US"/>
               </w:rPr>
-              <w:t>S</w:t>
+              <w:t>H</w:t>
             </w:r>
           </w:p>
         </w:tc>
         <w:tc>
           <w:tcPr>
-            <w:tcW w:w="1127" w:type="dxa"/>
+            <w:tcW w:w="564" w:type="dxa"/>
             <w:gridSpan w:val="2"/>
             <w:shd w:val="clear" w:color="auto" w:fill="D1D1D1" w:themeFill="background2" w:themeFillShade="E6"/>
             <w:vAlign w:val="center"/>
@@ -1992,13 +2201,13 @@
                 <w:rFonts w:ascii="Mom´sTypewriter" w:hAnsi="Mom´sTypewriter"/>
                 <w:lang w:val="en-US"/>
               </w:rPr>
-              <w:t>U</w:t>
+              <w:t>V</w:t>
             </w:r>
           </w:p>
         </w:tc>
         <w:tc>
           <w:tcPr>
-            <w:tcW w:w="1127" w:type="dxa"/>
+            <w:tcW w:w="563" w:type="dxa"/>
             <w:gridSpan w:val="2"/>
             <w:vAlign w:val="center"/>
           </w:tcPr>
@@ -2015,13 +2224,13 @@
                 <w:rFonts w:ascii="Mom´sTypewriter" w:hAnsi="Mom´sTypewriter"/>
                 <w:lang w:val="en-US"/>
               </w:rPr>
-              <w:t>R</w:t>
+              <w:t>F</w:t>
             </w:r>
           </w:p>
         </w:tc>
         <w:tc>
           <w:tcPr>
-            <w:tcW w:w="1125" w:type="dxa"/>
+            <w:tcW w:w="564" w:type="dxa"/>
             <w:gridSpan w:val="2"/>
             <w:shd w:val="clear" w:color="auto" w:fill="D1D1D1" w:themeFill="background2" w:themeFillShade="E6"/>
             <w:vAlign w:val="center"/>
@@ -2039,13 +2248,13 @@
                 <w:rFonts w:ascii="Mom´sTypewriter" w:hAnsi="Mom´sTypewriter"/>
                 <w:lang w:val="en-US"/>
               </w:rPr>
-              <w:t>W</w:t>
+              <w:t>Ü</w:t>
             </w:r>
           </w:p>
         </w:tc>
         <w:tc>
           <w:tcPr>
-            <w:tcW w:w="1125" w:type="dxa"/>
+            <w:tcW w:w="563" w:type="dxa"/>
             <w:gridSpan w:val="2"/>
             <w:vAlign w:val="center"/>
           </w:tcPr>
@@ -2062,13 +2271,13 @@
                 <w:rFonts w:ascii="Mom´sTypewriter" w:hAnsi="Mom´sTypewriter"/>
                 <w:lang w:val="en-US"/>
               </w:rPr>
-              <w:t>D</w:t>
+              <w:t>L</w:t>
             </w:r>
           </w:p>
         </w:tc>
         <w:tc>
           <w:tcPr>
-            <w:tcW w:w="1125" w:type="dxa"/>
+            <w:tcW w:w="564" w:type="dxa"/>
             <w:gridSpan w:val="2"/>
             <w:shd w:val="clear" w:color="auto" w:fill="D1D1D1" w:themeFill="background2" w:themeFillShade="E6"/>
             <w:vAlign w:val="center"/>
@@ -2086,13 +2295,13 @@
                 <w:rFonts w:ascii="Mom´sTypewriter" w:hAnsi="Mom´sTypewriter"/>
                 <w:lang w:val="en-US"/>
               </w:rPr>
-              <w:t>K</w:t>
+              <w:t>Ä</w:t>
             </w:r>
           </w:p>
         </w:tc>
         <w:tc>
           <w:tcPr>
-            <w:tcW w:w="1125" w:type="dxa"/>
+            <w:tcW w:w="562" w:type="dxa"/>
             <w:gridSpan w:val="2"/>
             <w:vAlign w:val="center"/>
           </w:tcPr>
@@ -2109,13 +2318,13 @@
                 <w:rFonts w:ascii="Mom´sTypewriter" w:hAnsi="Mom´sTypewriter"/>
                 <w:lang w:val="en-US"/>
               </w:rPr>
-              <w:t>G</w:t>
+              <w:t>P</w:t>
             </w:r>
           </w:p>
         </w:tc>
         <w:tc>
           <w:tcPr>
-            <w:tcW w:w="1125" w:type="dxa"/>
+            <w:tcW w:w="563" w:type="dxa"/>
             <w:gridSpan w:val="2"/>
             <w:shd w:val="clear" w:color="auto" w:fill="D1D1D1" w:themeFill="background2" w:themeFillShade="E6"/>
             <w:vAlign w:val="center"/>
@@ -2133,355 +2342,757 @@
                 <w:rFonts w:ascii="Mom´sTypewriter" w:hAnsi="Mom´sTypewriter"/>
                 <w:lang w:val="en-US"/>
               </w:rPr>
+              <w:t>J</w:t>
+            </w:r>
+          </w:p>
+        </w:tc>
+        <w:tc>
+          <w:tcPr>
+            <w:tcW w:w="562" w:type="dxa"/>
+            <w:gridSpan w:val="2"/>
+            <w:vAlign w:val="center"/>
+          </w:tcPr>
+          <w:p>
+            <w:pPr>
+              <w:jc w:val="center"/>
+              <w:rPr>
+                <w:rFonts w:ascii="Mom´sTypewriter" w:hAnsi="Mom´sTypewriter"/>
+                <w:lang w:val="en-US"/>
+              </w:rPr>
+            </w:pPr>
+            <w:r>
+              <w:rPr>
+                <w:rFonts w:ascii="Mom´sTypewriter" w:hAnsi="Mom´sTypewriter"/>
+                <w:lang w:val="en-US"/>
+              </w:rPr>
+              <w:t>B</w:t>
+            </w:r>
+          </w:p>
+        </w:tc>
+        <w:tc>
+          <w:tcPr>
+            <w:tcW w:w="563" w:type="dxa"/>
+            <w:gridSpan w:val="2"/>
+            <w:shd w:val="clear" w:color="auto" w:fill="D1D1D1" w:themeFill="background2" w:themeFillShade="E6"/>
+            <w:vAlign w:val="center"/>
+          </w:tcPr>
+          <w:p>
+            <w:pPr>
+              <w:jc w:val="center"/>
+              <w:rPr>
+                <w:rFonts w:ascii="Mom´sTypewriter" w:hAnsi="Mom´sTypewriter"/>
+                <w:lang w:val="en-US"/>
+              </w:rPr>
+            </w:pPr>
+            <w:r>
+              <w:rPr>
+                <w:rFonts w:ascii="Mom´sTypewriter" w:hAnsi="Mom´sTypewriter"/>
+                <w:lang w:val="en-US"/>
+              </w:rPr>
+              <w:t>X</w:t>
+            </w:r>
+          </w:p>
+        </w:tc>
+        <w:tc>
+          <w:tcPr>
+            <w:tcW w:w="562" w:type="dxa"/>
+            <w:gridSpan w:val="2"/>
+            <w:vAlign w:val="center"/>
+          </w:tcPr>
+          <w:p>
+            <w:pPr>
+              <w:jc w:val="center"/>
+              <w:rPr>
+                <w:rFonts w:ascii="Mom´sTypewriter" w:hAnsi="Mom´sTypewriter"/>
+                <w:lang w:val="en-US"/>
+              </w:rPr>
+            </w:pPr>
+            <w:r>
+              <w:rPr>
+                <w:rFonts w:ascii="Mom´sTypewriter" w:hAnsi="Mom´sTypewriter"/>
+                <w:lang w:val="en-US"/>
+              </w:rPr>
+              <w:t>C</w:t>
+            </w:r>
+          </w:p>
+        </w:tc>
+        <w:tc>
+          <w:tcPr>
+            <w:tcW w:w="563" w:type="dxa"/>
+            <w:gridSpan w:val="2"/>
+            <w:shd w:val="clear" w:color="auto" w:fill="D1D1D1" w:themeFill="background2" w:themeFillShade="E6"/>
+            <w:vAlign w:val="center"/>
+          </w:tcPr>
+          <w:p>
+            <w:pPr>
+              <w:jc w:val="center"/>
+              <w:rPr>
+                <w:rFonts w:ascii="Mom´sTypewriter" w:hAnsi="Mom´sTypewriter"/>
+                <w:lang w:val="en-US"/>
+              </w:rPr>
+            </w:pPr>
+            <w:r>
+              <w:rPr>
+                <w:rFonts w:ascii="Mom´sTypewriter" w:hAnsi="Mom´sTypewriter"/>
+                <w:lang w:val="en-US"/>
+              </w:rPr>
+              <w:t>Y</w:t>
+            </w:r>
+          </w:p>
+        </w:tc>
+        <w:tc>
+          <w:tcPr>
+            <w:tcW w:w="562" w:type="dxa"/>
+            <w:gridSpan w:val="2"/>
+            <w:vAlign w:val="center"/>
+          </w:tcPr>
+          <w:p>
+            <w:pPr>
+              <w:jc w:val="center"/>
+              <w:rPr>
+                <w:rFonts w:ascii="Mom´sTypewriter" w:hAnsi="Mom´sTypewriter"/>
+                <w:lang w:val="en-US"/>
+              </w:rPr>
+            </w:pPr>
+            <w:r>
+              <w:rPr>
+                <w:rFonts w:ascii="Mom´sTypewriter" w:hAnsi="Mom´sTypewriter"/>
+                <w:lang w:val="en-US"/>
+              </w:rPr>
+              <w:t>Z</w:t>
+            </w:r>
+          </w:p>
+        </w:tc>
+        <w:tc>
+          <w:tcPr>
+            <w:tcW w:w="563" w:type="dxa"/>
+            <w:gridSpan w:val="2"/>
+            <w:shd w:val="clear" w:color="auto" w:fill="D1D1D1" w:themeFill="background2" w:themeFillShade="E6"/>
+            <w:vAlign w:val="center"/>
+          </w:tcPr>
+          <w:p>
+            <w:pPr>
+              <w:jc w:val="center"/>
+              <w:rPr>
+                <w:rFonts w:ascii="Mom´sTypewriter" w:hAnsi="Mom´sTypewriter"/>
+                <w:lang w:val="en-US"/>
+              </w:rPr>
+            </w:pPr>
+            <w:r>
+              <w:rPr>
+                <w:rFonts w:ascii="Mom´sTypewriter" w:hAnsi="Mom´sTypewriter"/>
+                <w:lang w:val="en-US"/>
+              </w:rPr>
+              <w:t>Q</w:t>
+            </w:r>
+          </w:p>
+        </w:tc>
+        <w:tc>
+          <w:tcPr>
+            <w:tcW w:w="562" w:type="dxa"/>
+            <w:gridSpan w:val="2"/>
+            <w:vAlign w:val="center"/>
+          </w:tcPr>
+          <w:p>
+            <w:pPr>
+              <w:jc w:val="center"/>
+              <w:rPr>
+                <w:rFonts w:ascii="Mom´sTypewriter" w:hAnsi="Mom´sTypewriter"/>
+                <w:lang w:val="en-US"/>
+              </w:rPr>
+            </w:pPr>
+            <w:r>
+              <w:rPr>
+                <w:rFonts w:ascii="Mom´sTypewriter" w:hAnsi="Mom´sTypewriter"/>
+                <w:lang w:val="en-US"/>
+              </w:rPr>
+              <w:t>Ö</w:t>
+            </w:r>
+          </w:p>
+        </w:tc>
+        <w:tc>
+          <w:tcPr>
+            <w:tcW w:w="563" w:type="dxa"/>
+            <w:gridSpan w:val="2"/>
+            <w:shd w:val="clear" w:color="auto" w:fill="D1D1D1" w:themeFill="background2" w:themeFillShade="E6"/>
+            <w:vAlign w:val="center"/>
+          </w:tcPr>
+          <w:p>
+            <w:pPr>
+              <w:jc w:val="center"/>
+              <w:rPr>
+                <w:rFonts w:ascii="Cambria" w:hAnsi="Cambria"/>
+                <w:lang w:val="en-US"/>
+              </w:rPr>
+            </w:pPr>
+          </w:p>
+        </w:tc>
+      </w:tr>
+      <w:tr>
+        <w:tc>
+          <w:tcPr>
+            <w:tcW w:w="281" w:type="dxa"/>
+            <w:vAlign w:val="center"/>
+          </w:tcPr>
+          <w:p>
+            <w:pPr>
+              <w:jc w:val="center"/>
+              <w:rPr>
+                <w:rFonts w:ascii="Mom´sTypewriter" w:hAnsi="Mom´sTypewriter"/>
+                <w:lang w:val="en-US"/>
+              </w:rPr>
+            </w:pPr>
+            <w:r>
+              <w:rPr>
+                <w:rFonts w:ascii="Mom´sTypewriter" w:hAnsi="Mom´sTypewriter"/>
+                <w:lang w:val="en-US"/>
+              </w:rPr>
+              <w:t>5</w:t>
+            </w:r>
+          </w:p>
+        </w:tc>
+        <w:tc>
+          <w:tcPr>
+            <w:tcW w:w="281" w:type="dxa"/>
+            <w:shd w:val="clear" w:color="auto" w:fill="D1D1D1" w:themeFill="background2" w:themeFillShade="E6"/>
+            <w:vAlign w:val="center"/>
+          </w:tcPr>
+          <w:p>
+            <w:pPr>
+              <w:jc w:val="center"/>
+              <w:rPr>
+                <w:rFonts w:ascii="Mom´sTypewriter" w:hAnsi="Mom´sTypewriter"/>
+                <w:lang w:val="en-US"/>
+              </w:rPr>
+            </w:pPr>
+            <w:r>
+              <w:rPr>
+                <w:rFonts w:ascii="Mom´sTypewriter" w:hAnsi="Mom´sTypewriter"/>
+                <w:lang w:val="en-US"/>
+              </w:rPr>
+              <w:t>4</w:t>
+            </w:r>
+          </w:p>
+        </w:tc>
+        <w:tc>
+          <w:tcPr>
+            <w:tcW w:w="282" w:type="dxa"/>
+            <w:vAlign w:val="center"/>
+          </w:tcPr>
+          <w:p>
+            <w:pPr>
+              <w:jc w:val="center"/>
+              <w:rPr>
+                <w:rFonts w:ascii="Mom´sTypewriter" w:hAnsi="Mom´sTypewriter"/>
+                <w:lang w:val="en-US"/>
+              </w:rPr>
+            </w:pPr>
+          </w:p>
+        </w:tc>
+        <w:tc>
+          <w:tcPr>
+            <w:tcW w:w="281" w:type="dxa"/>
+            <w:shd w:val="clear" w:color="auto" w:fill="D1D1D1" w:themeFill="background2" w:themeFillShade="E6"/>
+            <w:vAlign w:val="center"/>
+          </w:tcPr>
+          <w:p>
+            <w:pPr>
+              <w:jc w:val="center"/>
+              <w:rPr>
+                <w:rFonts w:ascii="Mom´sTypewriter" w:hAnsi="Mom´sTypewriter"/>
+                <w:lang w:val="en-US"/>
+              </w:rPr>
+            </w:pPr>
+            <w:r>
+              <w:rPr>
+                <w:rFonts w:ascii="Mom´sTypewriter" w:hAnsi="Mom´sTypewriter"/>
+                <w:lang w:val="en-US"/>
+              </w:rPr>
+              <w:t>3</w:t>
+            </w:r>
+          </w:p>
+        </w:tc>
+        <w:tc>
+          <w:tcPr>
+            <w:tcW w:w="282" w:type="dxa"/>
+            <w:vAlign w:val="center"/>
+          </w:tcPr>
+          <w:p>
+            <w:pPr>
+              <w:jc w:val="center"/>
+              <w:rPr>
+                <w:rFonts w:ascii="Mom´sTypewriter" w:hAnsi="Mom´sTypewriter"/>
+                <w:lang w:val="en-US"/>
+              </w:rPr>
+            </w:pPr>
+          </w:p>
+        </w:tc>
+        <w:tc>
+          <w:tcPr>
+            <w:tcW w:w="281" w:type="dxa"/>
+            <w:shd w:val="clear" w:color="auto" w:fill="D1D1D1" w:themeFill="background2" w:themeFillShade="E6"/>
+            <w:vAlign w:val="center"/>
+          </w:tcPr>
+          <w:p>
+            <w:pPr>
+              <w:jc w:val="center"/>
+              <w:rPr>
+                <w:rFonts w:ascii="Mom´sTypewriter" w:hAnsi="Mom´sTypewriter"/>
+                <w:lang w:val="en-US"/>
+              </w:rPr>
+            </w:pPr>
+          </w:p>
+        </w:tc>
+        <w:tc>
+          <w:tcPr>
+            <w:tcW w:w="282" w:type="dxa"/>
+            <w:vAlign w:val="center"/>
+          </w:tcPr>
+          <w:p>
+            <w:pPr>
+              <w:jc w:val="center"/>
+              <w:rPr>
+                <w:rFonts w:ascii="Mom´sTypewriter" w:hAnsi="Mom´sTypewriter"/>
+                <w:lang w:val="en-US"/>
+              </w:rPr>
+            </w:pPr>
+          </w:p>
+        </w:tc>
+        <w:tc>
+          <w:tcPr>
+            <w:tcW w:w="281" w:type="dxa"/>
+            <w:shd w:val="clear" w:color="auto" w:fill="D1D1D1" w:themeFill="background2" w:themeFillShade="E6"/>
+            <w:vAlign w:val="center"/>
+          </w:tcPr>
+          <w:p>
+            <w:pPr>
+              <w:jc w:val="center"/>
+              <w:rPr>
+                <w:rFonts w:ascii="Mom´sTypewriter" w:hAnsi="Mom´sTypewriter"/>
+                <w:lang w:val="en-US"/>
+              </w:rPr>
+            </w:pPr>
+            <w:r>
+              <w:rPr>
+                <w:rFonts w:ascii="Mom´sTypewriter" w:hAnsi="Mom´sTypewriter"/>
+                <w:lang w:val="en-US"/>
+              </w:rPr>
+              <w:t>2</w:t>
+            </w:r>
+          </w:p>
+        </w:tc>
+        <w:tc>
+          <w:tcPr>
+            <w:tcW w:w="281" w:type="dxa"/>
+            <w:vAlign w:val="center"/>
+          </w:tcPr>
+          <w:p>
+            <w:pPr>
+              <w:jc w:val="center"/>
+              <w:rPr>
+                <w:rFonts w:ascii="Mom´sTypewriter" w:hAnsi="Mom´sTypewriter"/>
+                <w:lang w:val="en-US"/>
+              </w:rPr>
+            </w:pPr>
+          </w:p>
+        </w:tc>
+        <w:tc>
+          <w:tcPr>
+            <w:tcW w:w="282" w:type="dxa"/>
+            <w:shd w:val="clear" w:color="auto" w:fill="D1D1D1" w:themeFill="background2" w:themeFillShade="E6"/>
+            <w:vAlign w:val="center"/>
+          </w:tcPr>
+          <w:p>
+            <w:pPr>
+              <w:jc w:val="center"/>
+              <w:rPr>
+                <w:rFonts w:ascii="Mom´sTypewriter" w:hAnsi="Mom´sTypewriter"/>
+                <w:lang w:val="en-US"/>
+              </w:rPr>
+            </w:pPr>
+          </w:p>
+        </w:tc>
+        <w:tc>
+          <w:tcPr>
+            <w:tcW w:w="281" w:type="dxa"/>
+            <w:vAlign w:val="center"/>
+          </w:tcPr>
+          <w:p>
+            <w:pPr>
+              <w:jc w:val="center"/>
+              <w:rPr>
+                <w:rFonts w:ascii="Mom´sTypewriter" w:hAnsi="Mom´sTypewriter"/>
+                <w:lang w:val="en-US"/>
+              </w:rPr>
+            </w:pPr>
+          </w:p>
+        </w:tc>
+        <w:tc>
+          <w:tcPr>
+            <w:tcW w:w="282" w:type="dxa"/>
+            <w:shd w:val="clear" w:color="auto" w:fill="D1D1D1" w:themeFill="background2" w:themeFillShade="E6"/>
+            <w:vAlign w:val="center"/>
+          </w:tcPr>
+          <w:p>
+            <w:pPr>
+              <w:jc w:val="center"/>
+              <w:rPr>
+                <w:rFonts w:ascii="Mom´sTypewriter" w:hAnsi="Mom´sTypewriter"/>
+                <w:lang w:val="en-US"/>
+              </w:rPr>
+            </w:pPr>
+          </w:p>
+        </w:tc>
+        <w:tc>
+          <w:tcPr>
+            <w:tcW w:w="281" w:type="dxa"/>
+            <w:vAlign w:val="center"/>
+          </w:tcPr>
+          <w:p>
+            <w:pPr>
+              <w:jc w:val="center"/>
+              <w:rPr>
+                <w:rFonts w:ascii="Mom´sTypewriter" w:hAnsi="Mom´sTypewriter"/>
+                <w:lang w:val="en-US"/>
+              </w:rPr>
+            </w:pPr>
+          </w:p>
+        </w:tc>
+        <w:tc>
+          <w:tcPr>
+            <w:tcW w:w="282" w:type="dxa"/>
+            <w:shd w:val="clear" w:color="auto" w:fill="D1D1D1" w:themeFill="background2" w:themeFillShade="E6"/>
+            <w:vAlign w:val="center"/>
+          </w:tcPr>
+          <w:p>
+            <w:pPr>
+              <w:jc w:val="center"/>
+              <w:rPr>
+                <w:rFonts w:ascii="Mom´sTypewriter" w:hAnsi="Mom´sTypewriter"/>
+                <w:lang w:val="en-US"/>
+              </w:rPr>
+            </w:pPr>
+          </w:p>
+        </w:tc>
+        <w:tc>
+          <w:tcPr>
+            <w:tcW w:w="281" w:type="dxa"/>
+            <w:vAlign w:val="center"/>
+          </w:tcPr>
+          <w:p>
+            <w:pPr>
+              <w:jc w:val="center"/>
+              <w:rPr>
+                <w:rFonts w:ascii="Mom´sTypewriter" w:hAnsi="Mom´sTypewriter"/>
+                <w:lang w:val="en-US"/>
+              </w:rPr>
+            </w:pPr>
+          </w:p>
+        </w:tc>
+        <w:tc>
+          <w:tcPr>
+            <w:tcW w:w="282" w:type="dxa"/>
+            <w:shd w:val="clear" w:color="auto" w:fill="D1D1D1" w:themeFill="background2" w:themeFillShade="E6"/>
+            <w:vAlign w:val="center"/>
+          </w:tcPr>
+          <w:p>
+            <w:pPr>
+              <w:jc w:val="center"/>
+              <w:rPr>
+                <w:rFonts w:ascii="Mom´sTypewriter" w:hAnsi="Mom´sTypewriter"/>
+                <w:lang w:val="en-US"/>
+              </w:rPr>
+            </w:pPr>
+            <w:r>
+              <w:rPr>
+                <w:rFonts w:ascii="Mom´sTypewriter" w:hAnsi="Mom´sTypewriter"/>
+                <w:lang w:val="en-US"/>
+              </w:rPr>
+              <w:t>l</w:t>
+            </w:r>
+          </w:p>
+        </w:tc>
+        <w:tc>
+          <w:tcPr>
+            <w:tcW w:w="281" w:type="dxa"/>
+            <w:vAlign w:val="center"/>
+          </w:tcPr>
+          <w:p>
+            <w:pPr>
+              <w:jc w:val="center"/>
+              <w:rPr>
+                <w:rFonts w:ascii="Mom´sTypewriter" w:hAnsi="Mom´sTypewriter"/>
+                <w:lang w:val="en-US"/>
+              </w:rPr>
+            </w:pPr>
+            <w:r>
+              <w:rPr>
+                <w:rFonts w:ascii="Mom´sTypewriter" w:hAnsi="Mom´sTypewriter"/>
+                <w:lang w:val="en-US"/>
+              </w:rPr>
+              <w:t>6</w:t>
+            </w:r>
+          </w:p>
+        </w:tc>
+        <w:tc>
+          <w:tcPr>
+            <w:tcW w:w="281" w:type="dxa"/>
+            <w:shd w:val="clear" w:color="auto" w:fill="D1D1D1" w:themeFill="background2" w:themeFillShade="E6"/>
+            <w:vAlign w:val="center"/>
+          </w:tcPr>
+          <w:p>
+            <w:pPr>
+              <w:jc w:val="center"/>
+              <w:rPr>
+                <w:rFonts w:ascii="Mom´sTypewriter" w:hAnsi="Mom´sTypewriter"/>
+                <w:lang w:val="en-US"/>
+              </w:rPr>
+            </w:pPr>
+          </w:p>
+        </w:tc>
+        <w:tc>
+          <w:tcPr>
+            <w:tcW w:w="282" w:type="dxa"/>
+            <w:vAlign w:val="center"/>
+          </w:tcPr>
+          <w:p>
+            <w:pPr>
+              <w:jc w:val="center"/>
+              <w:rPr>
+                <w:rFonts w:ascii="Mom´sTypewriter" w:hAnsi="Mom´sTypewriter"/>
+                <w:lang w:val="en-US"/>
+              </w:rPr>
+            </w:pPr>
+          </w:p>
+        </w:tc>
+        <w:tc>
+          <w:tcPr>
+            <w:tcW w:w="281" w:type="dxa"/>
+            <w:shd w:val="clear" w:color="auto" w:fill="D1D1D1" w:themeFill="background2" w:themeFillShade="E6"/>
+            <w:vAlign w:val="center"/>
+          </w:tcPr>
+          <w:p>
+            <w:pPr>
+              <w:jc w:val="center"/>
+              <w:rPr>
+                <w:rFonts w:ascii="Mom´sTypewriter" w:hAnsi="Mom´sTypewriter"/>
+                <w:lang w:val="en-US"/>
+              </w:rPr>
+            </w:pPr>
+          </w:p>
+        </w:tc>
+        <w:tc>
+          <w:tcPr>
+            <w:tcW w:w="282" w:type="dxa"/>
+            <w:vAlign w:val="center"/>
+          </w:tcPr>
+          <w:p>
+            <w:pPr>
+              <w:jc w:val="center"/>
+              <w:rPr>
+                <w:rFonts w:ascii="Mom´sTypewriter" w:hAnsi="Mom´sTypewriter"/>
+                <w:lang w:val="en-US"/>
+              </w:rPr>
+            </w:pPr>
+          </w:p>
+        </w:tc>
+        <w:tc>
+          <w:tcPr>
+            <w:tcW w:w="281" w:type="dxa"/>
+            <w:shd w:val="clear" w:color="auto" w:fill="D1D1D1" w:themeFill="background2" w:themeFillShade="E6"/>
+            <w:vAlign w:val="center"/>
+          </w:tcPr>
+          <w:p>
+            <w:pPr>
+              <w:jc w:val="center"/>
+              <w:rPr>
+                <w:rFonts w:ascii="Mom´sTypewriter" w:hAnsi="Mom´sTypewriter"/>
+                <w:lang w:val="en-US"/>
+              </w:rPr>
+            </w:pPr>
+          </w:p>
+        </w:tc>
+        <w:tc>
+          <w:tcPr>
+            <w:tcW w:w="282" w:type="dxa"/>
+            <w:vAlign w:val="center"/>
+          </w:tcPr>
+          <w:p>
+            <w:pPr>
+              <w:jc w:val="center"/>
+              <w:rPr>
+                <w:rFonts w:ascii="Mom´sTypewriter" w:hAnsi="Mom´sTypewriter"/>
+                <w:lang w:val="en-US"/>
+              </w:rPr>
+            </w:pPr>
+          </w:p>
+        </w:tc>
+        <w:tc>
+          <w:tcPr>
+            <w:tcW w:w="281" w:type="dxa"/>
+            <w:shd w:val="clear" w:color="auto" w:fill="D1D1D1" w:themeFill="background2" w:themeFillShade="E6"/>
+            <w:vAlign w:val="center"/>
+          </w:tcPr>
+          <w:p>
+            <w:pPr>
+              <w:jc w:val="center"/>
+              <w:rPr>
+                <w:rFonts w:ascii="Mom´sTypewriter" w:hAnsi="Mom´sTypewriter"/>
+                <w:lang w:val="en-US"/>
+              </w:rPr>
+            </w:pPr>
+          </w:p>
+        </w:tc>
+        <w:tc>
+          <w:tcPr>
+            <w:tcW w:w="281" w:type="dxa"/>
+            <w:vAlign w:val="center"/>
+          </w:tcPr>
+          <w:p>
+            <w:pPr>
+              <w:jc w:val="center"/>
+              <w:rPr>
+                <w:rFonts w:ascii="Mom´sTypewriter" w:hAnsi="Mom´sTypewriter"/>
+                <w:lang w:val="en-US"/>
+              </w:rPr>
+            </w:pPr>
+            <w:r>
+              <w:rPr>
+                <w:rFonts w:ascii="Mom´sTypewriter" w:hAnsi="Mom´sTypewriter"/>
+                <w:lang w:val="en-US"/>
+              </w:rPr>
+              <w:t>7</w:t>
+            </w:r>
+          </w:p>
+        </w:tc>
+        <w:tc>
+          <w:tcPr>
+            <w:tcW w:w="282" w:type="dxa"/>
+            <w:shd w:val="clear" w:color="auto" w:fill="D1D1D1" w:themeFill="background2" w:themeFillShade="E6"/>
+            <w:vAlign w:val="center"/>
+          </w:tcPr>
+          <w:p>
+            <w:pPr>
+              <w:jc w:val="center"/>
+              <w:rPr>
+                <w:rFonts w:ascii="Mom´sTypewriter" w:hAnsi="Mom´sTypewriter"/>
+                <w:lang w:val="en-US"/>
+              </w:rPr>
+            </w:pPr>
+          </w:p>
+        </w:tc>
+        <w:tc>
+          <w:tcPr>
+            <w:tcW w:w="281" w:type="dxa"/>
+            <w:vAlign w:val="center"/>
+          </w:tcPr>
+          <w:p>
+            <w:pPr>
+              <w:jc w:val="center"/>
+              <w:rPr>
+                <w:rFonts w:ascii="Mom´sTypewriter" w:hAnsi="Mom´sTypewriter"/>
+                <w:lang w:val="en-US"/>
+              </w:rPr>
+            </w:pPr>
+          </w:p>
+        </w:tc>
+        <w:tc>
+          <w:tcPr>
+            <w:tcW w:w="282" w:type="dxa"/>
+            <w:shd w:val="clear" w:color="auto" w:fill="D1D1D1" w:themeFill="background2" w:themeFillShade="E6"/>
+            <w:vAlign w:val="center"/>
+          </w:tcPr>
+          <w:p>
+            <w:pPr>
+              <w:jc w:val="center"/>
+              <w:rPr>
+                <w:rFonts w:ascii="Mom´sTypewriter" w:hAnsi="Mom´sTypewriter"/>
+                <w:lang w:val="en-US"/>
+              </w:rPr>
+            </w:pPr>
+          </w:p>
+        </w:tc>
+        <w:tc>
+          <w:tcPr>
+            <w:tcW w:w="281" w:type="dxa"/>
+            <w:vAlign w:val="center"/>
+          </w:tcPr>
+          <w:p>
+            <w:pPr>
+              <w:jc w:val="center"/>
+              <w:rPr>
+                <w:rFonts w:ascii="Mom´sTypewriter" w:hAnsi="Mom´sTypewriter"/>
+                <w:lang w:val="en-US"/>
+              </w:rPr>
+            </w:pPr>
+            <w:r>
+              <w:rPr>
+                <w:rFonts w:ascii="Mom´sTypewriter" w:hAnsi="Mom´sTypewriter"/>
+                <w:lang w:val="en-US"/>
+              </w:rPr>
+              <w:t>8</w:t>
+            </w:r>
+          </w:p>
+        </w:tc>
+        <w:tc>
+          <w:tcPr>
+            <w:tcW w:w="282" w:type="dxa"/>
+            <w:shd w:val="clear" w:color="auto" w:fill="D1D1D1" w:themeFill="background2" w:themeFillShade="E6"/>
+            <w:vAlign w:val="center"/>
+          </w:tcPr>
+          <w:p>
+            <w:pPr>
+              <w:jc w:val="center"/>
+              <w:rPr>
+                <w:rFonts w:ascii="Mom´sTypewriter" w:hAnsi="Mom´sTypewriter"/>
+                <w:lang w:val="en-US"/>
+              </w:rPr>
+            </w:pPr>
+          </w:p>
+        </w:tc>
+        <w:tc>
+          <w:tcPr>
+            <w:tcW w:w="281" w:type="dxa"/>
+            <w:vAlign w:val="center"/>
+          </w:tcPr>
+          <w:p>
+            <w:pPr>
+              <w:jc w:val="center"/>
+              <w:rPr>
+                <w:rFonts w:ascii="Mom´sTypewriter" w:hAnsi="Mom´sTypewriter"/>
+                <w:lang w:val="en-US"/>
+              </w:rPr>
+            </w:pPr>
+            <w:r>
+              <w:rPr>
+                <w:rFonts w:ascii="Mom´sTypewriter" w:hAnsi="Mom´sTypewriter"/>
+                <w:lang w:val="en-US"/>
+              </w:rPr>
+              <w:t>9</w:t>
+            </w:r>
+          </w:p>
+        </w:tc>
+        <w:tc>
+          <w:tcPr>
+            <w:tcW w:w="282" w:type="dxa"/>
+            <w:shd w:val="clear" w:color="auto" w:fill="D1D1D1" w:themeFill="background2" w:themeFillShade="E6"/>
+            <w:vAlign w:val="center"/>
+          </w:tcPr>
+          <w:p>
+            <w:pPr>
+              <w:jc w:val="center"/>
+              <w:rPr>
+                <w:rFonts w:ascii="Cambria" w:hAnsi="Cambria"/>
+                <w:lang w:val="en-US"/>
+              </w:rPr>
+            </w:pPr>
+            <w:r>
+              <w:rPr>
+                <w:rFonts w:ascii="Mom´sTypewriter" w:hAnsi="Mom´sTypewriter"/>
+                <w:lang w:val="en-US"/>
+              </w:rPr>
               <w:t>O</w:t>
             </w:r>
-          </w:p>
-        </w:tc>
-      </w:tr>
-      <w:tr>
-        <w:tc>
-          <w:tcPr>
-            <w:tcW w:w="563" w:type="dxa"/>
-            <w:vAlign w:val="center"/>
-          </w:tcPr>
-          <w:p>
-            <w:pPr>
-              <w:jc w:val="center"/>
-              <w:rPr>
-                <w:rFonts w:ascii="Mom´sTypewriter" w:hAnsi="Mom´sTypewriter"/>
-                <w:lang w:val="en-US"/>
-              </w:rPr>
-            </w:pPr>
-            <w:r>
-              <w:rPr>
-                <w:rFonts w:ascii="Mom´sTypewriter" w:hAnsi="Mom´sTypewriter"/>
-                <w:lang w:val="en-US"/>
-              </w:rPr>
-              <w:t>H</w:t>
-            </w:r>
-          </w:p>
-        </w:tc>
-        <w:tc>
-          <w:tcPr>
-            <w:tcW w:w="564" w:type="dxa"/>
-            <w:shd w:val="clear" w:color="auto" w:fill="D1D1D1" w:themeFill="background2" w:themeFillShade="E6"/>
-            <w:vAlign w:val="center"/>
-          </w:tcPr>
-          <w:p>
-            <w:pPr>
-              <w:jc w:val="center"/>
-              <w:rPr>
-                <w:rFonts w:ascii="Mom´sTypewriter" w:hAnsi="Mom´sTypewriter"/>
-                <w:lang w:val="en-US"/>
-              </w:rPr>
-            </w:pPr>
-            <w:r>
-              <w:rPr>
-                <w:rFonts w:ascii="Mom´sTypewriter" w:hAnsi="Mom´sTypewriter"/>
-                <w:lang w:val="en-US"/>
-              </w:rPr>
-              <w:t>V</w:t>
-            </w:r>
-          </w:p>
-        </w:tc>
-        <w:tc>
-          <w:tcPr>
-            <w:tcW w:w="563" w:type="dxa"/>
-            <w:vAlign w:val="center"/>
-          </w:tcPr>
-          <w:p>
-            <w:pPr>
-              <w:jc w:val="center"/>
-              <w:rPr>
-                <w:rFonts w:ascii="Mom´sTypewriter" w:hAnsi="Mom´sTypewriter"/>
-                <w:lang w:val="en-US"/>
-              </w:rPr>
-            </w:pPr>
-            <w:r>
-              <w:rPr>
-                <w:rFonts w:ascii="Mom´sTypewriter" w:hAnsi="Mom´sTypewriter"/>
-                <w:lang w:val="en-US"/>
-              </w:rPr>
-              <w:t>F</w:t>
-            </w:r>
-          </w:p>
-        </w:tc>
-        <w:tc>
-          <w:tcPr>
-            <w:tcW w:w="564" w:type="dxa"/>
-            <w:shd w:val="clear" w:color="auto" w:fill="D1D1D1" w:themeFill="background2" w:themeFillShade="E6"/>
-            <w:vAlign w:val="center"/>
-          </w:tcPr>
-          <w:p>
-            <w:pPr>
-              <w:jc w:val="center"/>
-              <w:rPr>
-                <w:rFonts w:ascii="Mom´sTypewriter" w:hAnsi="Mom´sTypewriter"/>
-                <w:lang w:val="en-US"/>
-              </w:rPr>
-            </w:pPr>
-            <w:r>
-              <w:rPr>
-                <w:rFonts w:ascii="Mom´sTypewriter" w:hAnsi="Mom´sTypewriter"/>
-                <w:lang w:val="en-US"/>
-              </w:rPr>
-              <w:t>Ü</w:t>
-            </w:r>
-          </w:p>
-        </w:tc>
-        <w:tc>
-          <w:tcPr>
-            <w:tcW w:w="563" w:type="dxa"/>
-            <w:vAlign w:val="center"/>
-          </w:tcPr>
-          <w:p>
-            <w:pPr>
-              <w:jc w:val="center"/>
-              <w:rPr>
-                <w:rFonts w:ascii="Mom´sTypewriter" w:hAnsi="Mom´sTypewriter"/>
-                <w:lang w:val="en-US"/>
-              </w:rPr>
-            </w:pPr>
-            <w:r>
-              <w:rPr>
-                <w:rFonts w:ascii="Mom´sTypewriter" w:hAnsi="Mom´sTypewriter"/>
-                <w:lang w:val="en-US"/>
-              </w:rPr>
-              <w:t>L</w:t>
-            </w:r>
-          </w:p>
-        </w:tc>
-        <w:tc>
-          <w:tcPr>
-            <w:tcW w:w="564" w:type="dxa"/>
-            <w:shd w:val="clear" w:color="auto" w:fill="D1D1D1" w:themeFill="background2" w:themeFillShade="E6"/>
-            <w:vAlign w:val="center"/>
-          </w:tcPr>
-          <w:p>
-            <w:pPr>
-              <w:jc w:val="center"/>
-              <w:rPr>
-                <w:rFonts w:ascii="Mom´sTypewriter" w:hAnsi="Mom´sTypewriter"/>
-                <w:lang w:val="en-US"/>
-              </w:rPr>
-            </w:pPr>
-            <w:r>
-              <w:rPr>
-                <w:rFonts w:ascii="Mom´sTypewriter" w:hAnsi="Mom´sTypewriter"/>
-                <w:lang w:val="en-US"/>
-              </w:rPr>
-              <w:t>Ä</w:t>
-            </w:r>
-          </w:p>
-        </w:tc>
-        <w:tc>
-          <w:tcPr>
-            <w:tcW w:w="562" w:type="dxa"/>
-            <w:vAlign w:val="center"/>
-          </w:tcPr>
-          <w:p>
-            <w:pPr>
-              <w:jc w:val="center"/>
-              <w:rPr>
-                <w:rFonts w:ascii="Mom´sTypewriter" w:hAnsi="Mom´sTypewriter"/>
-                <w:lang w:val="en-US"/>
-              </w:rPr>
-            </w:pPr>
-            <w:r>
-              <w:rPr>
-                <w:rFonts w:ascii="Mom´sTypewriter" w:hAnsi="Mom´sTypewriter"/>
-                <w:lang w:val="en-US"/>
-              </w:rPr>
-              <w:t>P</w:t>
-            </w:r>
-          </w:p>
-        </w:tc>
-        <w:tc>
-          <w:tcPr>
-            <w:tcW w:w="563" w:type="dxa"/>
-            <w:shd w:val="clear" w:color="auto" w:fill="D1D1D1" w:themeFill="background2" w:themeFillShade="E6"/>
-            <w:vAlign w:val="center"/>
-          </w:tcPr>
-          <w:p>
-            <w:pPr>
-              <w:jc w:val="center"/>
-              <w:rPr>
-                <w:rFonts w:ascii="Mom´sTypewriter" w:hAnsi="Mom´sTypewriter"/>
-                <w:lang w:val="en-US"/>
-              </w:rPr>
-            </w:pPr>
-            <w:r>
-              <w:rPr>
-                <w:rFonts w:ascii="Mom´sTypewriter" w:hAnsi="Mom´sTypewriter"/>
-                <w:lang w:val="en-US"/>
-              </w:rPr>
-              <w:t>J</w:t>
-            </w:r>
-          </w:p>
-        </w:tc>
-        <w:tc>
-          <w:tcPr>
-            <w:tcW w:w="562" w:type="dxa"/>
-            <w:vAlign w:val="center"/>
-          </w:tcPr>
-          <w:p>
-            <w:pPr>
-              <w:jc w:val="center"/>
-              <w:rPr>
-                <w:rFonts w:ascii="Mom´sTypewriter" w:hAnsi="Mom´sTypewriter"/>
-                <w:lang w:val="en-US"/>
-              </w:rPr>
-            </w:pPr>
-            <w:r>
-              <w:rPr>
-                <w:rFonts w:ascii="Mom´sTypewriter" w:hAnsi="Mom´sTypewriter"/>
-                <w:lang w:val="en-US"/>
-              </w:rPr>
-              <w:t>B</w:t>
-            </w:r>
-          </w:p>
-        </w:tc>
-        <w:tc>
-          <w:tcPr>
-            <w:tcW w:w="563" w:type="dxa"/>
-            <w:shd w:val="clear" w:color="auto" w:fill="D1D1D1" w:themeFill="background2" w:themeFillShade="E6"/>
-            <w:vAlign w:val="center"/>
-          </w:tcPr>
-          <w:p>
-            <w:pPr>
-              <w:jc w:val="center"/>
-              <w:rPr>
-                <w:rFonts w:ascii="Mom´sTypewriter" w:hAnsi="Mom´sTypewriter"/>
-                <w:lang w:val="en-US"/>
-              </w:rPr>
-            </w:pPr>
-            <w:r>
-              <w:rPr>
-                <w:rFonts w:ascii="Mom´sTypewriter" w:hAnsi="Mom´sTypewriter"/>
-                <w:lang w:val="en-US"/>
-              </w:rPr>
-              <w:t>X</w:t>
-            </w:r>
-          </w:p>
-        </w:tc>
-        <w:tc>
-          <w:tcPr>
-            <w:tcW w:w="562" w:type="dxa"/>
-            <w:vAlign w:val="center"/>
-          </w:tcPr>
-          <w:p>
-            <w:pPr>
-              <w:jc w:val="center"/>
-              <w:rPr>
-                <w:rFonts w:ascii="Mom´sTypewriter" w:hAnsi="Mom´sTypewriter"/>
-                <w:lang w:val="en-US"/>
-              </w:rPr>
-            </w:pPr>
-          </w:p>
-        </w:tc>
-        <w:tc>
-          <w:tcPr>
-            <w:tcW w:w="563" w:type="dxa"/>
-            <w:shd w:val="clear" w:color="auto" w:fill="D1D1D1" w:themeFill="background2" w:themeFillShade="E6"/>
-            <w:vAlign w:val="center"/>
-          </w:tcPr>
-          <w:p>
-            <w:pPr>
-              <w:jc w:val="center"/>
-              <w:rPr>
-                <w:rFonts w:ascii="Mom´sTypewriter" w:hAnsi="Mom´sTypewriter"/>
-                <w:lang w:val="en-US"/>
-              </w:rPr>
-            </w:pPr>
-            <w:r>
-              <w:rPr>
-                <w:rFonts w:ascii="Mom´sTypewriter" w:hAnsi="Mom´sTypewriter"/>
-                <w:lang w:val="en-US"/>
-              </w:rPr>
-              <w:t>Y</w:t>
-            </w:r>
-          </w:p>
-        </w:tc>
-        <w:tc>
-          <w:tcPr>
-            <w:tcW w:w="562" w:type="dxa"/>
-            <w:vAlign w:val="center"/>
-          </w:tcPr>
-          <w:p>
-            <w:pPr>
-              <w:jc w:val="center"/>
-              <w:rPr>
-                <w:rFonts w:ascii="Mom´sTypewriter" w:hAnsi="Mom´sTypewriter"/>
-                <w:lang w:val="en-US"/>
-              </w:rPr>
-            </w:pPr>
-            <w:r>
-              <w:rPr>
-                <w:rFonts w:ascii="Mom´sTypewriter" w:hAnsi="Mom´sTypewriter"/>
-                <w:lang w:val="en-US"/>
-              </w:rPr>
-              <w:t>Z</w:t>
-            </w:r>
-          </w:p>
-        </w:tc>
-        <w:tc>
-          <w:tcPr>
-            <w:tcW w:w="563" w:type="dxa"/>
-            <w:shd w:val="clear" w:color="auto" w:fill="D1D1D1" w:themeFill="background2" w:themeFillShade="E6"/>
-            <w:vAlign w:val="center"/>
-          </w:tcPr>
-          <w:p>
-            <w:pPr>
-              <w:jc w:val="center"/>
-              <w:rPr>
-                <w:rFonts w:ascii="Mom´sTypewriter" w:hAnsi="Mom´sTypewriter"/>
-                <w:lang w:val="en-US"/>
-              </w:rPr>
-            </w:pPr>
-            <w:r>
-              <w:rPr>
-                <w:rFonts w:ascii="Mom´sTypewriter" w:hAnsi="Mom´sTypewriter"/>
-                <w:lang w:val="en-US"/>
-              </w:rPr>
-              <w:t>Q</w:t>
-            </w:r>
-          </w:p>
-        </w:tc>
-        <w:tc>
-          <w:tcPr>
-            <w:tcW w:w="562" w:type="dxa"/>
-            <w:vAlign w:val="center"/>
-          </w:tcPr>
-          <w:p>
-            <w:pPr>
-              <w:jc w:val="center"/>
-              <w:rPr>
-                <w:rFonts w:ascii="Mom´sTypewriter" w:hAnsi="Mom´sTypewriter"/>
-                <w:lang w:val="en-US"/>
-              </w:rPr>
-            </w:pPr>
-            <w:r>
-              <w:rPr>
-                <w:rFonts w:ascii="Mom´sTypewriter" w:hAnsi="Mom´sTypewriter"/>
-                <w:lang w:val="en-US"/>
-              </w:rPr>
-              <w:t>Ö</w:t>
-            </w:r>
-          </w:p>
-        </w:tc>
-        <w:tc>
-          <w:tcPr>
-            <w:tcW w:w="563" w:type="dxa"/>
-            <w:vAlign w:val="center"/>
-          </w:tcPr>
-          <w:p>
-            <w:pPr>
-              <w:jc w:val="center"/>
-              <w:rPr>
-                <w:rFonts w:ascii="Mom´sTypewriter" w:hAnsi="Mom´sTypewriter"/>
-                <w:lang w:val="en-US"/>
-              </w:rPr>
-            </w:pPr>
           </w:p>
         </w:tc>
       </w:tr>
@@ -2497,10 +3108,312 @@
     <w:p>
       <w:pPr>
         <w:rPr>
-          <w:rFonts w:ascii="Mom´sTypewriter" w:hAnsi="Mom´sTypewriter"/>
+          <w:rFonts w:ascii="Mom´sTypewriter" w:eastAsia="Microsoft GothicNeo" w:hAnsi="Mom´sTypewriter" w:cs="Microsoft GothicNeo"/>
           <w:lang w:val="en-US"/>
         </w:rPr>
       </w:pPr>
+      <w:r>
+        <w:rPr>
+          <w:rFonts w:ascii="Mom´sTypewriter" w:hAnsi="Mom´sTypewriter"/>
+          <w:lang w:val="en-US"/>
+        </w:rPr>
+        <w:t xml:space="preserve">l </w:t>
+      </w:r>
+      <w:r>
+        <w:rPr>
+          <w:rFonts w:ascii="Times New Roman" w:hAnsi="Times New Roman" w:cs="Times New Roman"/>
+          <w:lang w:val="en-US"/>
+        </w:rPr>
+        <w:t>•</w:t>
+      </w:r>
+      <w:r>
+        <w:rPr>
+          <w:rFonts w:ascii="Mom´sTypewriter" w:hAnsi="Mom´sTypewriter"/>
+          <w:lang w:val="en-US"/>
+        </w:rPr>
+        <w:t>----</w:t>
+      </w:r>
+      <w:r>
+        <w:rPr>
+          <w:rFonts w:ascii="Mom´sTypewriter" w:hAnsi="Mom´sTypewriter"/>
+          <w:lang w:val="en-US"/>
+        </w:rPr>
+        <w:br/>
+        <w:t>2</w:t>
+      </w:r>
+      <w:r>
+        <w:rPr>
+          <w:rFonts w:ascii="Mom´sTypewriter" w:hAnsi="Mom´sTypewriter"/>
+          <w:lang w:val="en-US"/>
+        </w:rPr>
+        <w:t xml:space="preserve"> </w:t>
+      </w:r>
+      <w:r>
+        <w:rPr>
+          <w:rFonts w:ascii="Times New Roman" w:hAnsi="Times New Roman" w:cs="Times New Roman"/>
+          <w:lang w:val="en-US"/>
+        </w:rPr>
+        <w:t>••</w:t>
+      </w:r>
+      <w:r>
+        <w:rPr>
+          <w:rFonts w:ascii="Mom´sTypewriter" w:hAnsi="Mom´sTypewriter" w:cs="Times New Roman"/>
+          <w:lang w:val="en-US"/>
+        </w:rPr>
+        <w:t>---</w:t>
+      </w:r>
+      <w:r>
+        <w:rPr>
+          <w:rFonts w:ascii="Mom´sTypewriter" w:hAnsi="Mom´sTypewriter"/>
+          <w:lang w:val="en-US"/>
+        </w:rPr>
+        <w:br/>
+        <w:t>3</w:t>
+      </w:r>
+      <w:r>
+        <w:rPr>
+          <w:rFonts w:ascii="Mom´sTypewriter" w:hAnsi="Mom´sTypewriter"/>
+          <w:lang w:val="en-US"/>
+        </w:rPr>
+        <w:t xml:space="preserve"> </w:t>
+      </w:r>
+      <w:r>
+        <w:rPr>
+          <w:rFonts w:ascii="Times New Roman" w:hAnsi="Times New Roman" w:cs="Times New Roman"/>
+          <w:lang w:val="en-US"/>
+        </w:rPr>
+        <w:t>•••</w:t>
+      </w:r>
+      <w:r>
+        <w:rPr>
+          <w:rFonts w:ascii="Mom´sTypewriter" w:hAnsi="Mom´sTypewriter" w:cs="Times New Roman"/>
+          <w:lang w:val="en-US"/>
+        </w:rPr>
+        <w:t>--</w:t>
+      </w:r>
+      <w:r>
+        <w:rPr>
+          <w:rFonts w:ascii="Mom´sTypewriter" w:hAnsi="Mom´sTypewriter"/>
+          <w:lang w:val="en-US"/>
+        </w:rPr>
+        <w:br/>
+      </w:r>
+      <w:r>
+        <w:rPr>
+          <w:rFonts w:ascii="Mom´sTypewriter" w:eastAsia="Microsoft GothicNeo" w:hAnsi="Mom´sTypewriter" w:cs="Microsoft GothicNeo"/>
+          <w:lang w:val="en-US"/>
+        </w:rPr>
+        <w:t>4</w:t>
+      </w:r>
+      <w:r>
+        <w:rPr>
+          <w:rFonts w:ascii="Mom´sTypewriter" w:eastAsia="Microsoft GothicNeo" w:hAnsi="Mom´sTypewriter" w:cs="Microsoft GothicNeo"/>
+          <w:lang w:val="en-US"/>
+        </w:rPr>
+        <w:t xml:space="preserve"> </w:t>
+      </w:r>
+      <w:r>
+        <w:rPr>
+          <w:rFonts w:ascii="Times New Roman" w:hAnsi="Times New Roman" w:cs="Times New Roman"/>
+          <w:lang w:val="en-US"/>
+        </w:rPr>
+        <w:t>••••</w:t>
+      </w:r>
+      <w:r>
+        <w:rPr>
+          <w:rFonts w:ascii="Mom´sTypewriter" w:hAnsi="Mom´sTypewriter" w:cs="Times New Roman"/>
+          <w:lang w:val="en-US"/>
+        </w:rPr>
+        <w:t>-</w:t>
+      </w:r>
+      <w:r>
+        <w:rPr>
+          <w:rFonts w:ascii="Mom´sTypewriter" w:eastAsia="Microsoft GothicNeo" w:hAnsi="Mom´sTypewriter" w:cs="Microsoft GothicNeo"/>
+          <w:lang w:val="en-US"/>
+        </w:rPr>
+        <w:br/>
+        <w:t>5</w:t>
+      </w:r>
+      <w:r>
+        <w:rPr>
+          <w:rFonts w:ascii="Mom´sTypewriter" w:eastAsia="Microsoft GothicNeo" w:hAnsi="Mom´sTypewriter" w:cs="Microsoft GothicNeo"/>
+          <w:lang w:val="en-US"/>
+        </w:rPr>
+        <w:t xml:space="preserve"> </w:t>
+      </w:r>
+      <w:r>
+        <w:rPr>
+          <w:rFonts w:ascii="Times New Roman" w:hAnsi="Times New Roman" w:cs="Times New Roman"/>
+          <w:lang w:val="en-US"/>
+        </w:rPr>
+        <w:t>•••••</w:t>
+      </w:r>
+      <w:r>
+        <w:rPr>
+          <w:rFonts w:ascii="Mom´sTypewriter" w:hAnsi="Mom´sTypewriter" w:cs="Times New Roman"/>
+          <w:lang w:val="en-US"/>
+        </w:rPr>
+        <w:br/>
+        <w:t>6</w:t>
+      </w:r>
+      <w:r>
+        <w:rPr>
+          <w:rFonts w:ascii="Mom´sTypewriter" w:hAnsi="Mom´sTypewriter" w:cs="Times New Roman"/>
+          <w:lang w:val="en-US"/>
+        </w:rPr>
+        <w:t xml:space="preserve"> </w:t>
+      </w:r>
+      <w:r>
+        <w:rPr>
+          <w:rFonts w:ascii="Mom´sTypewriter" w:hAnsi="Mom´sTypewriter" w:cs="Times New Roman"/>
+          <w:lang w:val="en-US"/>
+        </w:rPr>
+        <w:t>-</w:t>
+      </w:r>
+      <w:r>
+        <w:rPr>
+          <w:rFonts w:ascii="Times New Roman" w:hAnsi="Times New Roman" w:cs="Times New Roman"/>
+          <w:lang w:val="en-US"/>
+        </w:rPr>
+        <w:t>••••</w:t>
+      </w:r>
+      <w:r>
+        <w:rPr>
+          <w:rFonts w:ascii="Mom´sTypewriter" w:eastAsia="Microsoft GothicNeo" w:hAnsi="Mom´sTypewriter" w:cs="Microsoft GothicNeo"/>
+          <w:lang w:val="en-US"/>
+        </w:rPr>
+        <w:br/>
+        <w:t>7</w:t>
+      </w:r>
+      <w:r>
+        <w:rPr>
+          <w:rFonts w:ascii="Mom´sTypewriter" w:eastAsia="Microsoft GothicNeo" w:hAnsi="Mom´sTypewriter" w:cs="Microsoft GothicNeo"/>
+          <w:lang w:val="en-US"/>
+        </w:rPr>
+        <w:t xml:space="preserve"> </w:t>
+      </w:r>
+      <w:r>
+        <w:rPr>
+          <w:rFonts w:ascii="Mom´sTypewriter" w:hAnsi="Mom´sTypewriter" w:cs="Times New Roman"/>
+          <w:lang w:val="en-US"/>
+        </w:rPr>
+        <w:t>-</w:t>
+      </w:r>
+      <w:r>
+        <w:rPr>
+          <w:rFonts w:ascii="Mom´sTypewriter" w:hAnsi="Mom´sTypewriter" w:cs="Times New Roman"/>
+          <w:lang w:val="en-US"/>
+        </w:rPr>
+        <w:t>-</w:t>
+      </w:r>
+      <w:r>
+        <w:rPr>
+          <w:rFonts w:ascii="Times New Roman" w:hAnsi="Times New Roman" w:cs="Times New Roman"/>
+          <w:lang w:val="en-US"/>
+        </w:rPr>
+        <w:t>•••</w:t>
+      </w:r>
+      <w:r>
+        <w:rPr>
+          <w:rFonts w:ascii="Mom´sTypewriter" w:eastAsia="Microsoft GothicNeo" w:hAnsi="Mom´sTypewriter" w:cs="Microsoft GothicNeo"/>
+          <w:lang w:val="en-US"/>
+        </w:rPr>
+        <w:br/>
+        <w:t>8</w:t>
+      </w:r>
+      <w:r>
+        <w:rPr>
+          <w:rFonts w:ascii="Mom´sTypewriter" w:eastAsia="Microsoft GothicNeo" w:hAnsi="Mom´sTypewriter" w:cs="Microsoft GothicNeo"/>
+          <w:lang w:val="en-US"/>
+        </w:rPr>
+        <w:t xml:space="preserve"> -</w:t>
+      </w:r>
+      <w:r>
+        <w:rPr>
+          <w:rFonts w:ascii="Mom´sTypewriter" w:hAnsi="Mom´sTypewriter" w:cs="Times New Roman"/>
+          <w:lang w:val="en-US"/>
+        </w:rPr>
+        <w:t>--</w:t>
+      </w:r>
+      <w:r>
+        <w:rPr>
+          <w:rFonts w:ascii="Times New Roman" w:hAnsi="Times New Roman" w:cs="Times New Roman"/>
+          <w:lang w:val="en-US"/>
+        </w:rPr>
+        <w:t>••</w:t>
+      </w:r>
+      <w:r>
+        <w:rPr>
+          <w:rFonts w:ascii="Mom´sTypewriter" w:eastAsia="Microsoft GothicNeo" w:hAnsi="Mom´sTypewriter" w:cs="Microsoft GothicNeo"/>
+          <w:lang w:val="en-US"/>
+        </w:rPr>
+        <w:br/>
+        <w:t>9</w:t>
+      </w:r>
+      <w:r>
+        <w:rPr>
+          <w:rFonts w:ascii="Mom´sTypewriter" w:eastAsia="Microsoft GothicNeo" w:hAnsi="Mom´sTypewriter" w:cs="Microsoft GothicNeo"/>
+          <w:lang w:val="en-US"/>
+        </w:rPr>
+        <w:t xml:space="preserve"> </w:t>
+      </w:r>
+      <w:r>
+        <w:rPr>
+          <w:rFonts w:ascii="Mom´sTypewriter" w:eastAsia="Microsoft GothicNeo" w:hAnsi="Mom´sTypewriter" w:cs="Microsoft GothicNeo"/>
+          <w:lang w:val="en-US"/>
+        </w:rPr>
+        <w:t>-</w:t>
+      </w:r>
+      <w:r>
+        <w:rPr>
+          <w:rFonts w:ascii="Mom´sTypewriter" w:hAnsi="Mom´sTypewriter" w:cs="Times New Roman"/>
+          <w:lang w:val="en-US"/>
+        </w:rPr>
+        <w:t>---</w:t>
+      </w:r>
+      <w:r>
+        <w:rPr>
+          <w:rFonts w:ascii="Times New Roman" w:hAnsi="Times New Roman" w:cs="Times New Roman"/>
+          <w:lang w:val="en-US"/>
+        </w:rPr>
+        <w:t>•</w:t>
+      </w:r>
+      <w:r>
+        <w:rPr>
+          <w:rFonts w:ascii="Mom´sTypewriter" w:eastAsia="Microsoft GothicNeo" w:hAnsi="Mom´sTypewriter" w:cs="Microsoft GothicNeo"/>
+          <w:lang w:val="en-US"/>
+        </w:rPr>
+        <w:br/>
+        <w:t>O</w:t>
+      </w:r>
+      <w:r>
+        <w:rPr>
+          <w:rFonts w:ascii="Mom´sTypewriter" w:eastAsia="Microsoft GothicNeo" w:hAnsi="Mom´sTypewriter" w:cs="Microsoft GothicNeo"/>
+          <w:lang w:val="en-US"/>
+        </w:rPr>
+        <w:t xml:space="preserve"> </w:t>
+      </w:r>
+      <w:r>
+        <w:rPr>
+          <w:rFonts w:ascii="Mom´sTypewriter" w:hAnsi="Mom´sTypewriter" w:cs="Times New Roman"/>
+          <w:lang w:val="en-US"/>
+        </w:rPr>
+        <w:t>--</w:t>
+      </w:r>
+      <w:r>
+        <w:rPr>
+          <w:rFonts w:ascii="Mom´sTypewriter" w:hAnsi="Mom´sTypewriter" w:cs="Times New Roman"/>
+          <w:lang w:val="en-US"/>
+        </w:rPr>
+        <w:t>--</w:t>
+      </w:r>
+      <w:r>
+        <w:rPr>
+          <w:rFonts w:ascii="Mom´sTypewriter" w:hAnsi="Mom´sTypewriter" w:cs="Times New Roman"/>
+          <w:lang w:val="en-US"/>
+        </w:rPr>
+        <w:t>-</w:t>
+      </w:r>
     </w:p>
     <w:sectPr>
       <w:pgSz w:w="11906" w:h="16838"/>
@@ -3504,7 +4417,6 @@
   <w:style w:type="character" w:default="1" w:styleId="DefaultParagraphFont">
     <w:name w:val="Default Paragraph Font"/>
     <w:uiPriority w:val="1"/>
-    <w:semiHidden/>
     <w:unhideWhenUsed/>
   </w:style>
   <w:style w:type="table" w:default="1" w:styleId="TableNormal">

--- a/Other/KNOWN PEOPLE.docx
+++ b/Other/KNOWN PEOPLE.docx
@@ -97,17 +97,8 @@
           <w:rFonts w:ascii="Mom´sTypewriter" w:hAnsi="Mom´sTypewriter"/>
           <w:lang w:val="en-US"/>
         </w:rPr>
-        <w:t xml:space="preserve">Hello agent </w:t>
-      </w:r>
-      <w:proofErr w:type="spellStart"/>
-      <w:r>
-        <w:rPr>
-          <w:rFonts w:ascii="Mom´sTypewriter" w:hAnsi="Mom´sTypewriter"/>
-          <w:lang w:val="en-US"/>
-        </w:rPr>
-        <w:t>Decader</w:t>
-      </w:r>
-      <w:proofErr w:type="spellEnd"/>
+        <w:t>Hello agent Decader</w:t>
+      </w:r>
       <w:r>
         <w:rPr>
           <w:rFonts w:ascii="Mom´sTypewriter" w:hAnsi="Mom´sTypewriter"/>
@@ -191,23 +182,7 @@
           <w:rFonts w:ascii="Mom´sTypewriter" w:hAnsi="Mom´sTypewriter"/>
           <w:lang w:val="en-US"/>
         </w:rPr>
-        <w:t xml:space="preserve">operate exactly one phone call without being tapped. Your phone number will be </w:t>
-      </w:r>
-      <w:proofErr w:type="gramStart"/>
-      <w:r>
-        <w:rPr>
-          <w:rFonts w:ascii="Mom´sTypewriter" w:hAnsi="Mom´sTypewriter"/>
-          <w:lang w:val="en-US"/>
-        </w:rPr>
-        <w:t>exposed</w:t>
-      </w:r>
-      <w:proofErr w:type="gramEnd"/>
-      <w:r>
-        <w:rPr>
-          <w:rFonts w:ascii="Mom´sTypewriter" w:hAnsi="Mom´sTypewriter"/>
-          <w:lang w:val="en-US"/>
-        </w:rPr>
-        <w:t xml:space="preserve"> after our initial call</w:t>
+        <w:t>operate exactly one phone call without being tapped. Your phone number will be exposed after our initial call</w:t>
       </w:r>
       <w:r>
         <w:rPr>
@@ -312,15 +287,7 @@
           <w:rFonts w:ascii="Mom´sTypewriter" w:hAnsi="Mom´sTypewriter"/>
           <w:lang w:val="en-US"/>
         </w:rPr>
-        <w:t xml:space="preserve">and a </w:t>
-      </w:r>
-      <w:proofErr w:type="spellStart"/>
-      <w:r>
-        <w:rPr>
-          <w:rFonts w:ascii="Mom´sTypewriter" w:hAnsi="Mom´sTypewriter"/>
-          <w:lang w:val="en-US"/>
-        </w:rPr>
-        <w:t>radiofa</w:t>
+        <w:t>and a radiofa</w:t>
       </w:r>
       <w:r>
         <w:rPr>
@@ -329,7 +296,6 @@
         </w:rPr>
         <w:t>csimile</w:t>
       </w:r>
-      <w:proofErr w:type="spellEnd"/>
       <w:r>
         <w:rPr>
           <w:rFonts w:ascii="Mom´sTypewriter" w:hAnsi="Mom´sTypewriter"/>
@@ -507,14 +473,23 @@
                               <w:pPr>
                                 <w:jc w:val="center"/>
                                 <w:rPr>
+                                  <w:rFonts w:ascii="Mom´sTypewriter" w:hAnsi="Mom´sTypewriter"/>
                                   <w:lang w:val="en-US"/>
                                 </w:rPr>
                               </w:pPr>
                               <w:r>
                                 <w:rPr>
+                                  <w:rFonts w:ascii="Mom´sTypewriter" w:hAnsi="Mom´sTypewriter"/>
                                   <w:lang w:val="en-US"/>
                                 </w:rPr>
-                                <w:t>Ikon mangler</w:t>
+                                <w:t>Image</w:t>
+                              </w:r>
+                              <w:r>
+                                <w:rPr>
+                                  <w:rFonts w:ascii="Mom´sTypewriter" w:hAnsi="Mom´sTypewriter"/>
+                                  <w:lang w:val="en-US"/>
+                                </w:rPr>
+                                <w:t xml:space="preserve"> Missing</w:t>
                               </w:r>
                             </w:p>
                           </w:txbxContent>
@@ -589,14 +564,23 @@
                         <w:pPr>
                           <w:jc w:val="center"/>
                           <w:rPr>
+                            <w:rFonts w:ascii="Mom´sTypewriter" w:hAnsi="Mom´sTypewriter"/>
                             <w:lang w:val="en-US"/>
                           </w:rPr>
                         </w:pPr>
                         <w:r>
                           <w:rPr>
+                            <w:rFonts w:ascii="Mom´sTypewriter" w:hAnsi="Mom´sTypewriter"/>
                             <w:lang w:val="en-US"/>
                           </w:rPr>
-                          <w:t>Ikon mangler</w:t>
+                          <w:t>Image</w:t>
+                        </w:r>
+                        <w:r>
+                          <w:rPr>
+                            <w:rFonts w:ascii="Mom´sTypewriter" w:hAnsi="Mom´sTypewriter"/>
+                            <w:lang w:val="en-US"/>
+                          </w:rPr>
+                          <w:t xml:space="preserve"> Missing</w:t>
                         </w:r>
                       </w:p>
                     </w:txbxContent>
@@ -630,7 +614,6 @@
           </mc:Fallback>
         </mc:AlternateContent>
       </w:r>
-      <w:proofErr w:type="gramStart"/>
       <w:r>
         <w:rPr>
           <w:rFonts w:ascii="Mom´sTypewriter" w:hAnsi="Mom´sTypewriter"/>
@@ -638,17 +621,7 @@
           <w:bCs/>
           <w:lang w:val="en-US"/>
         </w:rPr>
-        <w:t>KNOWN</w:t>
-      </w:r>
-      <w:proofErr w:type="gramEnd"/>
-      <w:r>
-        <w:rPr>
-          <w:rFonts w:ascii="Mom´sTypewriter" w:hAnsi="Mom´sTypewriter"/>
-          <w:b/>
-          <w:bCs/>
-          <w:lang w:val="en-US"/>
-        </w:rPr>
-        <w:t xml:space="preserve"> PEOPLE</w:t>
+        <w:t>KNOWN PEOPLE</w:t>
       </w:r>
       <w:r>
         <w:rPr>
@@ -896,15 +869,25 @@
                               <w:pPr>
                                 <w:jc w:val="center"/>
                                 <w:rPr>
+                                  <w:rFonts w:ascii="Mom´sTypewriter" w:hAnsi="Mom´sTypewriter"/>
                                   <w:lang w:val="en-US"/>
                                 </w:rPr>
                               </w:pPr>
                               <w:r>
                                 <w:rPr>
+                                  <w:rFonts w:ascii="Mom´sTypewriter" w:hAnsi="Mom´sTypewriter"/>
                                   <w:lang w:val="en-US"/>
                                 </w:rPr>
-                                <w:t>Ikon mangler</w:t>
+                                <w:t>Image Missing</w:t>
                               </w:r>
+                            </w:p>
+                            <w:p>
+                              <w:pPr>
+                                <w:jc w:val="center"/>
+                                <w:rPr>
+                                  <w:lang w:val="en-US"/>
+                                </w:rPr>
+                              </w:pPr>
                             </w:p>
                           </w:txbxContent>
                         </wps:txbx>
@@ -984,15 +967,25 @@
                         <w:pPr>
                           <w:jc w:val="center"/>
                           <w:rPr>
+                            <w:rFonts w:ascii="Mom´sTypewriter" w:hAnsi="Mom´sTypewriter"/>
                             <w:lang w:val="en-US"/>
                           </w:rPr>
                         </w:pPr>
                         <w:r>
                           <w:rPr>
+                            <w:rFonts w:ascii="Mom´sTypewriter" w:hAnsi="Mom´sTypewriter"/>
                             <w:lang w:val="en-US"/>
                           </w:rPr>
-                          <w:t>Ikon mangler</w:t>
+                          <w:t>Image Missing</w:t>
                         </w:r>
+                      </w:p>
+                      <w:p>
+                        <w:pPr>
+                          <w:jc w:val="center"/>
+                          <w:rPr>
+                            <w:lang w:val="en-US"/>
+                          </w:rPr>
+                        </w:pPr>
                       </w:p>
                     </w:txbxContent>
                   </v:textbox>
@@ -1176,17 +1169,8 @@
           <w:rFonts w:ascii="Mom´sTypewriter" w:hAnsi="Mom´sTypewriter"/>
           <w:lang w:val="en-US"/>
         </w:rPr>
-        <w:t xml:space="preserve">his </w:t>
-      </w:r>
-      <w:proofErr w:type="gramStart"/>
-      <w:r>
-        <w:rPr>
-          <w:rFonts w:ascii="Mom´sTypewriter" w:hAnsi="Mom´sTypewriter"/>
-          <w:lang w:val="en-US"/>
-        </w:rPr>
-        <w:t>American-German</w:t>
-      </w:r>
-      <w:proofErr w:type="gramEnd"/>
+        <w:t>his American-German</w:t>
+      </w:r>
       <w:r>
         <w:rPr>
           <w:rFonts w:ascii="Mom´sTypewriter" w:hAnsi="Mom´sTypewriter"/>
@@ -1276,15 +1260,7 @@
           <w:rFonts w:ascii="Mom´sTypewriter" w:hAnsi="Mom´sTypewriter"/>
           <w:lang w:val="en-US"/>
         </w:rPr>
-        <w:t xml:space="preserve">                 </w:t>
-      </w:r>
-      <w:proofErr w:type="gramStart"/>
-      <w:r>
-        <w:rPr>
-          <w:rFonts w:ascii="Mom´sTypewriter" w:hAnsi="Mom´sTypewriter"/>
-          <w:lang w:val="en-US"/>
-        </w:rPr>
-        <w:t xml:space="preserve">  </w:t>
+        <w:t xml:space="preserve">                   </w:t>
       </w:r>
       <w:r>
         <w:rPr>
@@ -1293,7 +1269,6 @@
         </w:rPr>
         <w:t>.</w:t>
       </w:r>
-      <w:proofErr w:type="gramEnd"/>
     </w:p>
     <w:p>
       <w:pPr>
@@ -1394,15 +1369,25 @@
                               <w:pPr>
                                 <w:jc w:val="center"/>
                                 <w:rPr>
+                                  <w:rFonts w:ascii="Mom´sTypewriter" w:hAnsi="Mom´sTypewriter"/>
                                   <w:lang w:val="en-US"/>
                                 </w:rPr>
                               </w:pPr>
                               <w:r>
                                 <w:rPr>
+                                  <w:rFonts w:ascii="Mom´sTypewriter" w:hAnsi="Mom´sTypewriter"/>
                                   <w:lang w:val="en-US"/>
                                 </w:rPr>
-                                <w:t>Ikon mangler</w:t>
+                                <w:t>Image Missing</w:t>
                               </w:r>
+                            </w:p>
+                            <w:p>
+                              <w:pPr>
+                                <w:jc w:val="center"/>
+                                <w:rPr>
+                                  <w:lang w:val="en-US"/>
+                                </w:rPr>
+                              </w:pPr>
                             </w:p>
                           </w:txbxContent>
                         </wps:txbx>
@@ -1482,15 +1467,25 @@
                         <w:pPr>
                           <w:jc w:val="center"/>
                           <w:rPr>
+                            <w:rFonts w:ascii="Mom´sTypewriter" w:hAnsi="Mom´sTypewriter"/>
                             <w:lang w:val="en-US"/>
                           </w:rPr>
                         </w:pPr>
                         <w:r>
                           <w:rPr>
+                            <w:rFonts w:ascii="Mom´sTypewriter" w:hAnsi="Mom´sTypewriter"/>
                             <w:lang w:val="en-US"/>
                           </w:rPr>
-                          <w:t>Ikon mangler</w:t>
+                          <w:t>Image Missing</w:t>
                         </w:r>
+                      </w:p>
+                      <w:p>
+                        <w:pPr>
+                          <w:jc w:val="center"/>
+                          <w:rPr>
+                            <w:lang w:val="en-US"/>
+                          </w:rPr>
+                        </w:pPr>
                       </w:p>
                     </w:txbxContent>
                   </v:textbox>
@@ -1614,23 +1609,7 @@
           <w:rFonts w:ascii="Mom´sTypewriter" w:hAnsi="Mom´sTypewriter"/>
           <w:lang w:val="en-US"/>
         </w:rPr>
-        <w:t xml:space="preserve"> cooperating Soviet intelligence officer, we’re however afraid the </w:t>
-      </w:r>
-      <w:proofErr w:type="gramStart"/>
-      <w:r>
-        <w:rPr>
-          <w:rFonts w:ascii="Mom´sTypewriter" w:hAnsi="Mom´sTypewriter"/>
-          <w:lang w:val="en-US"/>
-        </w:rPr>
-        <w:t>soviets</w:t>
-      </w:r>
-      <w:proofErr w:type="gramEnd"/>
-      <w:r>
-        <w:rPr>
-          <w:rFonts w:ascii="Mom´sTypewriter" w:hAnsi="Mom´sTypewriter"/>
-          <w:lang w:val="en-US"/>
-        </w:rPr>
-        <w:t xml:space="preserve"> might be keeping certain</w:t>
+        <w:t xml:space="preserve"> cooperating Soviet intelligence officer, we’re however afraid the soviets might be keeping certain</w:t>
       </w:r>
       <w:r>
         <w:rPr>
@@ -3108,7 +3087,7 @@
     <w:p>
       <w:pPr>
         <w:rPr>
-          <w:rFonts w:ascii="Mom´sTypewriter" w:eastAsia="Microsoft GothicNeo" w:hAnsi="Mom´sTypewriter" w:cs="Microsoft GothicNeo"/>
+          <w:rFonts w:ascii="Mom´sTypewriter" w:hAnsi="Mom´sTypewriter" w:cs="Times New Roman"/>
           <w:lang w:val="en-US"/>
         </w:rPr>
       </w:pPr>
@@ -3414,6 +3393,779 @@
         </w:rPr>
         <w:t>-</w:t>
       </w:r>
+      <w:r>
+        <w:rPr>
+          <w:rFonts w:ascii="Mom´sTypewriter" w:hAnsi="Mom´sTypewriter" w:cs="Times New Roman"/>
+          <w:lang w:val="en-US"/>
+        </w:rPr>
+        <w:br w:type="page"/>
+      </w:r>
+    </w:p>
+    <w:p>
+      <w:pPr>
+        <w:jc w:val="both"/>
+        <w:rPr>
+          <w:rFonts w:ascii="Mom´sTypewriter" w:eastAsia="Microsoft GothicNeo" w:hAnsi="Mom´sTypewriter" w:cs="Microsoft GothicNeo"/>
+          <w:lang w:val="en-US"/>
+        </w:rPr>
+      </w:pPr>
+      <w:r>
+        <w:rPr>
+          <w:rFonts w:ascii="Mom´sTypewriter" w:eastAsia="Microsoft GothicNeo" w:hAnsi="Mom´sTypewriter" w:cs="Microsoft GothicNeo"/>
+          <w:lang w:val="en-US"/>
+        </w:rPr>
+        <w:lastRenderedPageBreak/>
+        <w:t xml:space="preserve">In case you </w:t>
+      </w:r>
+      <w:r>
+        <w:rPr>
+          <w:rFonts w:ascii="Mom´sTypewriter" w:eastAsia="Microsoft GothicNeo" w:hAnsi="Mom´sTypewriter" w:cs="Microsoft GothicNeo"/>
+          <w:lang w:val="en-US"/>
+        </w:rPr>
+        <w:t>stumble upon German handwriting, it might be good for you to know how it looks</w:t>
+      </w:r>
+    </w:p>
+    <w:p>
+      <w:pPr>
+        <w:jc w:val="both"/>
+        <w:rPr>
+          <w:rFonts w:ascii="Mom´sTypewriter" w:eastAsia="Microsoft GothicNeo" w:hAnsi="Mom´sTypewriter" w:cs="Microsoft GothicNeo"/>
+          <w:lang w:val="en-US"/>
+        </w:rPr>
+      </w:pPr>
+      <w:r>
+        <w:rPr>
+          <w:rFonts w:ascii="Mom´sTypewriter" w:eastAsia="Microsoft GothicNeo" w:hAnsi="Mom´sTypewriter" w:cs="Microsoft GothicNeo"/>
+          <w:lang w:val="en-US"/>
+        </w:rPr>
+        <w:drawing>
+          <wp:inline distT="0" distB="0" distL="0" distR="0" wp14:anchorId="08085AD8" wp14:editId="184D3C13">
+            <wp:extent cx="5731510" cy="1428750"/>
+            <wp:effectExtent l="0" t="0" r="2540" b="0"/>
+            <wp:docPr id="1112855211" name="Picture 1"/>
+            <wp:cNvGraphicFramePr>
+              <a:graphicFrameLocks xmlns:a="http://schemas.openxmlformats.org/drawingml/2006/main" noChangeAspect="1"/>
+            </wp:cNvGraphicFramePr>
+            <a:graphic xmlns:a="http://schemas.openxmlformats.org/drawingml/2006/main">
+              <a:graphicData uri="http://schemas.openxmlformats.org/drawingml/2006/picture">
+                <pic:pic xmlns:pic="http://schemas.openxmlformats.org/drawingml/2006/picture">
+                  <pic:nvPicPr>
+                    <pic:cNvPr id="1112855211" name=""/>
+                    <pic:cNvPicPr/>
+                  </pic:nvPicPr>
+                  <pic:blipFill>
+                    <a:blip r:embed="rId17"/>
+                    <a:stretch>
+                      <a:fillRect/>
+                    </a:stretch>
+                  </pic:blipFill>
+                  <pic:spPr>
+                    <a:xfrm>
+                      <a:off x="0" y="0"/>
+                      <a:ext cx="5731510" cy="1428750"/>
+                    </a:xfrm>
+                    <a:prstGeom prst="rect">
+                      <a:avLst/>
+                    </a:prstGeom>
+                  </pic:spPr>
+                </pic:pic>
+              </a:graphicData>
+            </a:graphic>
+          </wp:inline>
+        </w:drawing>
+      </w:r>
+      <w:r>
+        <w:rPr>
+          <w:rFonts w:ascii="Mom´sTypewriter" w:eastAsia="Microsoft GothicNeo" w:hAnsi="Mom´sTypewriter" w:cs="Microsoft GothicNeo"/>
+          <w:lang w:val="en-US"/>
+        </w:rPr>
+        <w:br w:type="page"/>
+      </w:r>
+    </w:p>
+    <w:p>
+      <w:pPr>
+        <w:jc w:val="center"/>
+        <w:rPr>
+          <w:rFonts w:ascii="Mom´sTypewriter" w:eastAsia="Microsoft GothicNeo" w:hAnsi="Mom´sTypewriter" w:cs="Microsoft GothicNeo"/>
+          <w:b/>
+          <w:bCs/>
+          <w:lang w:val="en-US"/>
+        </w:rPr>
+      </w:pPr>
+      <w:r>
+        <w:rPr>
+          <w:rFonts w:ascii="Mom´sTypewriter" w:eastAsia="Microsoft GothicNeo" w:hAnsi="Mom´sTypewriter" w:cs="Microsoft GothicNeo"/>
+          <w:b/>
+          <w:bCs/>
+          <w:lang w:val="en-US"/>
+        </w:rPr>
+        <w:lastRenderedPageBreak/>
+        <w:t>Gameplay Controls:</w:t>
+      </w:r>
+    </w:p>
+    <w:p>
+      <w:pPr>
+        <w:jc w:val="both"/>
+        <w:rPr>
+          <w:rFonts w:ascii="Mom´sTypewriter" w:eastAsia="Microsoft GothicNeo" w:hAnsi="Mom´sTypewriter" w:cs="Microsoft GothicNeo"/>
+          <w:lang w:val="en-US"/>
+        </w:rPr>
+      </w:pPr>
+      <w:r>
+        <w:rPr>
+          <w:rFonts w:ascii="Mom´sTypewriter" w:eastAsia="Microsoft GothicNeo" w:hAnsi="Mom´sTypewriter" w:cs="Microsoft GothicNeo"/>
+          <w:lang w:val="en-US"/>
+        </w:rPr>
+        <w:t xml:space="preserve">Switch between tools </w:t>
+      </w:r>
+      <w:r>
+        <w:rPr>
+          <w:rFonts w:ascii="Times New Roman" w:eastAsia="Microsoft GothicNeo" w:hAnsi="Times New Roman" w:cs="Times New Roman"/>
+          <w:lang w:val="en-US"/>
+        </w:rPr>
+        <w:t>–</w:t>
+      </w:r>
+      <w:r>
+        <w:rPr>
+          <w:rFonts w:ascii="Mom´sTypewriter" w:eastAsia="Microsoft GothicNeo" w:hAnsi="Mom´sTypewriter" w:cs="Microsoft GothicNeo"/>
+          <w:lang w:val="en-US"/>
+        </w:rPr>
+        <w:t xml:space="preserve"> right and left d-pad</w:t>
+      </w:r>
+    </w:p>
+    <w:p>
+      <w:pPr>
+        <w:jc w:val="both"/>
+        <w:rPr>
+          <w:rFonts w:ascii="Mom´sTypewriter" w:eastAsia="Microsoft GothicNeo" w:hAnsi="Mom´sTypewriter" w:cs="Microsoft GothicNeo"/>
+          <w:lang w:val="en-US"/>
+        </w:rPr>
+      </w:pPr>
+    </w:p>
+    <w:p>
+      <w:pPr>
+        <w:jc w:val="both"/>
+        <w:rPr>
+          <w:rFonts w:ascii="Mom´sTypewriter" w:eastAsia="Microsoft GothicNeo" w:hAnsi="Mom´sTypewriter" w:cs="Microsoft GothicNeo"/>
+          <w:lang w:val="en-US"/>
+        </w:rPr>
+      </w:pPr>
+      <w:r>
+        <w:rPr>
+          <w:rFonts w:ascii="Mom´sTypewriter" w:eastAsia="Microsoft GothicNeo" w:hAnsi="Mom´sTypewriter" w:cs="Microsoft GothicNeo"/>
+          <w:lang w:val="en-US"/>
+        </w:rPr>
+        <w:t>Phone:</w:t>
+      </w:r>
+    </w:p>
+    <w:p>
+      <w:pPr>
+        <w:jc w:val="both"/>
+        <w:rPr>
+          <w:rFonts w:ascii="Mom´sTypewriter" w:eastAsia="Microsoft GothicNeo" w:hAnsi="Mom´sTypewriter" w:cs="Microsoft GothicNeo"/>
+          <w:lang w:val="en-US"/>
+        </w:rPr>
+      </w:pPr>
+      <w:r>
+        <w:rPr>
+          <w:rFonts w:ascii="Mom´sTypewriter" w:eastAsia="Microsoft GothicNeo" w:hAnsi="Mom´sTypewriter" w:cs="Microsoft GothicNeo"/>
+          <w:lang w:val="en-US"/>
+        </w:rPr>
+        <w:t xml:space="preserve">Pick up phone </w:t>
+      </w:r>
+      <w:r>
+        <w:rPr>
+          <w:rFonts w:ascii="Times New Roman" w:eastAsia="Microsoft GothicNeo" w:hAnsi="Times New Roman" w:cs="Times New Roman"/>
+          <w:lang w:val="en-US"/>
+        </w:rPr>
+        <w:t>–</w:t>
+      </w:r>
+      <w:r>
+        <w:rPr>
+          <w:rFonts w:ascii="Mom´sTypewriter" w:eastAsia="Microsoft GothicNeo" w:hAnsi="Mom´sTypewriter" w:cs="Microsoft GothicNeo"/>
+          <w:lang w:val="en-US"/>
+        </w:rPr>
+        <w:t xml:space="preserve"> d-pad up</w:t>
+      </w:r>
+    </w:p>
+    <w:p>
+      <w:pPr>
+        <w:jc w:val="both"/>
+        <w:rPr>
+          <w:rFonts w:ascii="Mom´sTypewriter" w:eastAsia="Microsoft GothicNeo" w:hAnsi="Mom´sTypewriter" w:cs="Microsoft GothicNeo"/>
+          <w:lang w:val="en-US"/>
+        </w:rPr>
+      </w:pPr>
+      <w:r>
+        <w:rPr>
+          <w:rFonts w:ascii="Mom´sTypewriter" w:eastAsia="Microsoft GothicNeo" w:hAnsi="Mom´sTypewriter" w:cs="Microsoft GothicNeo"/>
+          <w:lang w:val="en-US"/>
+        </w:rPr>
+        <w:t xml:space="preserve">Dial number </w:t>
+      </w:r>
+      <w:r>
+        <w:rPr>
+          <w:rFonts w:ascii="Times New Roman" w:eastAsia="Microsoft GothicNeo" w:hAnsi="Times New Roman" w:cs="Times New Roman"/>
+          <w:lang w:val="en-US"/>
+        </w:rPr>
+        <w:t>–</w:t>
+      </w:r>
+      <w:r>
+        <w:rPr>
+          <w:rFonts w:ascii="Mom´sTypewriter" w:eastAsia="Microsoft GothicNeo" w:hAnsi="Mom´sTypewriter" w:cs="Microsoft GothicNeo"/>
+          <w:lang w:val="en-US"/>
+        </w:rPr>
+        <w:t xml:space="preserve"> crank</w:t>
+      </w:r>
+    </w:p>
+    <w:p>
+      <w:pPr>
+        <w:jc w:val="both"/>
+        <w:rPr>
+          <w:rFonts w:ascii="Mom´sTypewriter" w:eastAsia="Microsoft GothicNeo" w:hAnsi="Mom´sTypewriter" w:cs="Microsoft GothicNeo"/>
+          <w:lang w:val="en-US"/>
+        </w:rPr>
+      </w:pPr>
+    </w:p>
+    <w:p>
+      <w:pPr>
+        <w:jc w:val="both"/>
+        <w:rPr>
+          <w:rFonts w:ascii="Mom´sTypewriter" w:eastAsia="Microsoft GothicNeo" w:hAnsi="Mom´sTypewriter" w:cs="Microsoft GothicNeo"/>
+          <w:lang w:val="en-US"/>
+        </w:rPr>
+      </w:pPr>
+      <w:r>
+        <w:rPr>
+          <w:rFonts w:ascii="Mom´sTypewriter" w:eastAsia="Microsoft GothicNeo" w:hAnsi="Mom´sTypewriter" w:cs="Microsoft GothicNeo"/>
+          <w:lang w:val="en-US"/>
+        </w:rPr>
+        <w:t>Radio:</w:t>
+      </w:r>
+    </w:p>
+    <w:p>
+      <w:pPr>
+        <w:jc w:val="both"/>
+        <w:rPr>
+          <w:rFonts w:ascii="Mom´sTypewriter" w:eastAsia="Microsoft GothicNeo" w:hAnsi="Mom´sTypewriter" w:cs="Microsoft GothicNeo"/>
+          <w:lang w:val="en-US"/>
+        </w:rPr>
+      </w:pPr>
+      <w:r>
+        <w:rPr>
+          <w:rFonts w:ascii="Mom´sTypewriter" w:eastAsia="Microsoft GothicNeo" w:hAnsi="Mom´sTypewriter" w:cs="Microsoft GothicNeo"/>
+          <w:lang w:val="en-US"/>
+        </w:rPr>
+        <w:t xml:space="preserve">Select Frequency </w:t>
+      </w:r>
+      <w:r>
+        <w:rPr>
+          <w:rFonts w:ascii="Times New Roman" w:eastAsia="Microsoft GothicNeo" w:hAnsi="Times New Roman" w:cs="Times New Roman"/>
+          <w:lang w:val="en-US"/>
+        </w:rPr>
+        <w:t>–</w:t>
+      </w:r>
+      <w:r>
+        <w:rPr>
+          <w:rFonts w:ascii="Mom´sTypewriter" w:eastAsia="Microsoft GothicNeo" w:hAnsi="Mom´sTypewriter" w:cs="Microsoft GothicNeo"/>
+          <w:lang w:val="en-US"/>
+        </w:rPr>
+        <w:t xml:space="preserve"> crank</w:t>
+      </w:r>
+    </w:p>
+    <w:p>
+      <w:pPr>
+        <w:jc w:val="both"/>
+        <w:rPr>
+          <w:rFonts w:ascii="Mom´sTypewriter" w:eastAsia="Microsoft GothicNeo" w:hAnsi="Mom´sTypewriter" w:cs="Microsoft GothicNeo"/>
+          <w:lang w:val="en-US"/>
+        </w:rPr>
+      </w:pPr>
+      <w:r>
+        <w:rPr>
+          <w:rFonts w:ascii="Mom´sTypewriter" w:eastAsia="Microsoft GothicNeo" w:hAnsi="Mom´sTypewriter" w:cs="Microsoft GothicNeo"/>
+          <w:lang w:val="en-US"/>
+        </w:rPr>
+        <w:t xml:space="preserve">Listen </w:t>
+      </w:r>
+      <w:r>
+        <w:rPr>
+          <w:rFonts w:ascii="Times New Roman" w:eastAsia="Microsoft GothicNeo" w:hAnsi="Times New Roman" w:cs="Times New Roman"/>
+          <w:lang w:val="en-US"/>
+        </w:rPr>
+        <w:t>–</w:t>
+      </w:r>
+      <w:r>
+        <w:rPr>
+          <w:rFonts w:ascii="Mom´sTypewriter" w:eastAsia="Microsoft GothicNeo" w:hAnsi="Mom´sTypewriter" w:cs="Microsoft GothicNeo"/>
+          <w:lang w:val="en-US"/>
+        </w:rPr>
+        <w:t xml:space="preserve"> A</w:t>
+      </w:r>
+    </w:p>
+    <w:p>
+      <w:pPr>
+        <w:jc w:val="both"/>
+        <w:rPr>
+          <w:rFonts w:ascii="Mom´sTypewriter" w:eastAsia="Microsoft GothicNeo" w:hAnsi="Mom´sTypewriter" w:cs="Microsoft GothicNeo"/>
+          <w:lang w:val="en-US"/>
+        </w:rPr>
+      </w:pPr>
+    </w:p>
+    <w:p>
+      <w:pPr>
+        <w:jc w:val="both"/>
+        <w:rPr>
+          <w:rFonts w:ascii="Mom´sTypewriter" w:eastAsia="Microsoft GothicNeo" w:hAnsi="Mom´sTypewriter" w:cs="Microsoft GothicNeo"/>
+          <w:lang w:val="en-US"/>
+        </w:rPr>
+      </w:pPr>
+      <w:r>
+        <w:rPr>
+          <w:rFonts w:ascii="Mom´sTypewriter" w:eastAsia="Microsoft GothicNeo" w:hAnsi="Mom´sTypewriter" w:cs="Microsoft GothicNeo"/>
+          <w:lang w:val="en-US"/>
+        </w:rPr>
+        <w:t>Morse Key</w:t>
+      </w:r>
+      <w:r>
+        <w:rPr>
+          <w:rFonts w:ascii="Mom´sTypewriter" w:eastAsia="Microsoft GothicNeo" w:hAnsi="Mom´sTypewriter" w:cs="Microsoft GothicNeo"/>
+          <w:lang w:val="en-US"/>
+        </w:rPr>
+        <w:t>:</w:t>
+      </w:r>
+    </w:p>
+    <w:p>
+      <w:pPr>
+        <w:jc w:val="both"/>
+        <w:rPr>
+          <w:rFonts w:ascii="Mom´sTypewriter" w:eastAsia="Microsoft GothicNeo" w:hAnsi="Mom´sTypewriter" w:cs="Microsoft GothicNeo"/>
+          <w:lang w:val="en-US"/>
+        </w:rPr>
+      </w:pPr>
+      <w:r>
+        <w:rPr>
+          <w:rFonts w:ascii="Mom´sTypewriter" w:eastAsia="Microsoft GothicNeo" w:hAnsi="Mom´sTypewriter" w:cs="Microsoft GothicNeo"/>
+          <w:lang w:val="en-US"/>
+        </w:rPr>
+        <w:t xml:space="preserve">Signal </w:t>
+      </w:r>
+      <w:r>
+        <w:rPr>
+          <w:rFonts w:ascii="Times New Roman" w:eastAsia="Microsoft GothicNeo" w:hAnsi="Times New Roman" w:cs="Times New Roman"/>
+          <w:lang w:val="en-US"/>
+        </w:rPr>
+        <w:t>–</w:t>
+      </w:r>
+      <w:r>
+        <w:rPr>
+          <w:rFonts w:ascii="Mom´sTypewriter" w:eastAsia="Microsoft GothicNeo" w:hAnsi="Mom´sTypewriter" w:cs="Microsoft GothicNeo"/>
+          <w:lang w:val="en-US"/>
+        </w:rPr>
+        <w:t xml:space="preserve"> a or d-pad </w:t>
+      </w:r>
+      <w:r>
+        <w:rPr>
+          <w:rFonts w:ascii="Mom´sTypewriter" w:eastAsia="Microsoft GothicNeo" w:hAnsi="Mom´sTypewriter" w:cs="Microsoft GothicNeo"/>
+          <w:lang w:val="en-US"/>
+        </w:rPr>
+        <w:t>down</w:t>
+      </w:r>
+    </w:p>
+    <w:p>
+      <w:pPr>
+        <w:jc w:val="both"/>
+        <w:rPr>
+          <w:rFonts w:ascii="Mom´sTypewriter" w:eastAsia="Microsoft GothicNeo" w:hAnsi="Mom´sTypewriter" w:cs="Microsoft GothicNeo"/>
+          <w:lang w:val="en-US"/>
+        </w:rPr>
+      </w:pPr>
+    </w:p>
+    <w:p>
+      <w:pPr>
+        <w:jc w:val="both"/>
+        <w:rPr>
+          <w:rFonts w:ascii="Mom´sTypewriter" w:eastAsia="Microsoft GothicNeo" w:hAnsi="Mom´sTypewriter" w:cs="Microsoft GothicNeo"/>
+          <w:lang w:val="en-US"/>
+        </w:rPr>
+      </w:pPr>
+      <w:r>
+        <w:rPr>
+          <w:rFonts w:ascii="Mom´sTypewriter" w:eastAsia="Microsoft GothicNeo" w:hAnsi="Mom´sTypewriter" w:cs="Microsoft GothicNeo"/>
+          <w:lang w:val="en-US"/>
+        </w:rPr>
+        <w:t>Radio Fax</w:t>
+      </w:r>
+      <w:r>
+        <w:rPr>
+          <w:rFonts w:ascii="Mom´sTypewriter" w:eastAsia="Microsoft GothicNeo" w:hAnsi="Mom´sTypewriter" w:cs="Microsoft GothicNeo"/>
+          <w:lang w:val="en-US"/>
+        </w:rPr>
+        <w:t>:</w:t>
+      </w:r>
+    </w:p>
+    <w:p>
+      <w:pPr>
+        <w:jc w:val="both"/>
+        <w:rPr>
+          <w:rFonts w:ascii="Mom´sTypewriter" w:eastAsia="Microsoft GothicNeo" w:hAnsi="Mom´sTypewriter" w:cs="Microsoft GothicNeo"/>
+          <w:lang w:val="en-US"/>
+        </w:rPr>
+      </w:pPr>
+      <w:r>
+        <w:rPr>
+          <w:rFonts w:ascii="Mom´sTypewriter" w:eastAsia="Microsoft GothicNeo" w:hAnsi="Mom´sTypewriter" w:cs="Microsoft GothicNeo"/>
+          <w:lang w:val="en-US"/>
+        </w:rPr>
+        <w:t>View Received Document - hold A</w:t>
+      </w:r>
+    </w:p>
+    <w:p>
+      <w:pPr>
+        <w:jc w:val="both"/>
+        <w:rPr>
+          <w:rFonts w:ascii="Mom´sTypewriter" w:eastAsia="Microsoft GothicNeo" w:hAnsi="Mom´sTypewriter" w:cs="Microsoft GothicNeo"/>
+          <w:lang w:val="en-US"/>
+        </w:rPr>
+      </w:pPr>
+    </w:p>
+    <w:p>
+      <w:pPr>
+        <w:jc w:val="both"/>
+        <w:rPr>
+          <w:rFonts w:ascii="Mom´sTypewriter" w:eastAsia="Microsoft GothicNeo" w:hAnsi="Mom´sTypewriter" w:cs="Microsoft GothicNeo"/>
+          <w:lang w:val="en-US"/>
+        </w:rPr>
+      </w:pPr>
+      <w:r>
+        <w:rPr>
+          <w:rFonts w:ascii="Mom´sTypewriter" w:eastAsia="Microsoft GothicNeo" w:hAnsi="Mom´sTypewriter" w:cs="Microsoft GothicNeo"/>
+          <w:lang w:val="en-US"/>
+        </w:rPr>
+        <w:t>Safe:</w:t>
+      </w:r>
+    </w:p>
+    <w:p>
+      <w:pPr>
+        <w:jc w:val="both"/>
+        <w:rPr>
+          <w:rFonts w:ascii="Mom´sTypewriter" w:eastAsia="Microsoft GothicNeo" w:hAnsi="Mom´sTypewriter" w:cs="Microsoft GothicNeo"/>
+          <w:lang w:val="en-US"/>
+        </w:rPr>
+      </w:pPr>
+      <w:r>
+        <w:rPr>
+          <w:rFonts w:ascii="Mom´sTypewriter" w:eastAsia="Microsoft GothicNeo" w:hAnsi="Mom´sTypewriter" w:cs="Microsoft GothicNeo"/>
+          <w:lang w:val="en-US"/>
+        </w:rPr>
+        <w:t xml:space="preserve">Well. </w:t>
+      </w:r>
+      <w:r>
+        <w:rPr>
+          <w:rFonts w:ascii="Mom´sTypewriter" w:eastAsia="Microsoft GothicNeo" w:hAnsi="Mom´sTypewriter" w:cs="Microsoft GothicNeo"/>
+          <w:lang w:val="en-US"/>
+        </w:rPr>
+        <w:t xml:space="preserve">How does </w:t>
+      </w:r>
+      <w:r>
+        <w:rPr>
+          <w:rFonts w:ascii="Mom´sTypewriter" w:eastAsia="Microsoft GothicNeo" w:hAnsi="Mom´sTypewriter" w:cs="Microsoft GothicNeo"/>
+          <w:lang w:val="en-US"/>
+        </w:rPr>
+        <w:t>a rotary combination lock work?</w:t>
+      </w:r>
+    </w:p>
+    <w:p>
+      <w:pPr>
+        <w:jc w:val="both"/>
+        <w:rPr>
+          <w:rFonts w:ascii="Mom´sTypewriter" w:eastAsia="Microsoft GothicNeo" w:hAnsi="Mom´sTypewriter" w:cs="Microsoft GothicNeo"/>
+          <w:lang w:val="en-US"/>
+        </w:rPr>
+      </w:pPr>
+    </w:p>
+    <w:p>
+      <w:pPr>
+        <w:jc w:val="both"/>
+        <w:rPr>
+          <w:rFonts w:ascii="Mom´sTypewriter" w:eastAsia="Microsoft GothicNeo" w:hAnsi="Mom´sTypewriter" w:cs="Microsoft GothicNeo"/>
+          <w:lang w:val="en-US"/>
+        </w:rPr>
+      </w:pPr>
+      <w:r>
+        <w:rPr>
+          <w:rFonts w:ascii="Mom´sTypewriter" w:eastAsia="Microsoft GothicNeo" w:hAnsi="Mom´sTypewriter" w:cs="Microsoft GothicNeo"/>
+          <w:lang w:val="en-US"/>
+        </w:rPr>
+        <w:t>Window:</w:t>
+      </w:r>
+    </w:p>
+    <w:p>
+      <w:pPr>
+        <w:jc w:val="both"/>
+        <w:rPr>
+          <w:rFonts w:ascii="Mom´sTypewriter" w:eastAsia="Microsoft GothicNeo" w:hAnsi="Mom´sTypewriter" w:cs="Microsoft GothicNeo"/>
+          <w:lang w:val="en-US"/>
+        </w:rPr>
+      </w:pPr>
+      <w:r>
+        <w:rPr>
+          <w:rFonts w:ascii="Mom´sTypewriter" w:eastAsia="Microsoft GothicNeo" w:hAnsi="Mom´sTypewriter" w:cs="Microsoft GothicNeo"/>
+          <w:lang w:val="en-US"/>
+        </w:rPr>
+        <w:t>Look around</w:t>
+      </w:r>
+      <w:r>
+        <w:rPr>
+          <w:rFonts w:ascii="Mom´sTypewriter" w:eastAsia="Microsoft GothicNeo" w:hAnsi="Mom´sTypewriter" w:cs="Microsoft GothicNeo"/>
+          <w:lang w:val="en-US"/>
+        </w:rPr>
+        <w:br w:type="page"/>
+      </w:r>
+    </w:p>
+    <w:p>
+      <w:pPr>
+        <w:jc w:val="center"/>
+        <w:rPr>
+          <w:rFonts w:ascii="Mom´sTypewriter" w:eastAsia="Microsoft GothicNeo" w:hAnsi="Mom´sTypewriter" w:cs="Microsoft GothicNeo"/>
+          <w:b/>
+          <w:bCs/>
+          <w:lang w:val="en-US"/>
+        </w:rPr>
+      </w:pPr>
+      <w:r>
+        <w:rPr>
+          <w:rFonts w:ascii="Mom´sTypewriter" w:eastAsia="Microsoft GothicNeo" w:hAnsi="Mom´sTypewriter" w:cs="Microsoft GothicNeo"/>
+          <w:b/>
+          <w:bCs/>
+          <w:lang w:val="en-US"/>
+        </w:rPr>
+        <w:lastRenderedPageBreak/>
+        <w:t>Hints</w:t>
+      </w:r>
+    </w:p>
+    <w:p>
+      <w:pPr>
+        <w:rPr>
+          <w:rFonts w:ascii="Mom´sTypewriter" w:eastAsia="Microsoft GothicNeo" w:hAnsi="Mom´sTypewriter" w:cs="Microsoft GothicNeo"/>
+          <w:i/>
+          <w:iCs/>
+          <w:lang w:val="en-US"/>
+        </w:rPr>
+      </w:pPr>
+      <w:r>
+        <w:rPr>
+          <w:rFonts w:ascii="Mom´sTypewriter" w:eastAsia="Microsoft GothicNeo" w:hAnsi="Mom´sTypewriter" w:cs="Microsoft GothicNeo"/>
+          <w:lang w:val="en-US"/>
+        </w:rPr>
+        <w:t>Can’t</w:t>
+      </w:r>
+      <w:r>
+        <w:rPr>
+          <w:rFonts w:ascii="Mom´sTypewriter" w:eastAsia="Microsoft GothicNeo" w:hAnsi="Mom´sTypewriter" w:cs="Microsoft GothicNeo"/>
+          <w:lang w:val="en-US"/>
+        </w:rPr>
+        <w:t xml:space="preserve"> </w:t>
+      </w:r>
+      <w:r>
+        <w:rPr>
+          <w:rFonts w:ascii="Mom´sTypewriter" w:eastAsia="Microsoft GothicNeo" w:hAnsi="Mom´sTypewriter" w:cs="Microsoft GothicNeo"/>
+          <w:lang w:val="en-US"/>
+        </w:rPr>
+        <w:t>seem to call Blackout?</w:t>
+      </w:r>
+      <w:r>
+        <w:rPr>
+          <w:rFonts w:ascii="Mom´sTypewriter" w:eastAsia="Microsoft GothicNeo" w:hAnsi="Mom´sTypewriter" w:cs="Microsoft GothicNeo"/>
+          <w:lang w:val="en-US"/>
+        </w:rPr>
+        <w:br/>
+      </w:r>
+      <w:r>
+        <w:rPr>
+          <w:rFonts w:ascii="Mom´sTypewriter" w:eastAsia="Microsoft GothicNeo" w:hAnsi="Mom´sTypewriter" w:cs="Microsoft GothicNeo"/>
+          <w:i/>
+          <w:iCs/>
+          <w:lang w:val="en-US"/>
+        </w:rPr>
+        <w:t>Where coud BL be</w:t>
+      </w:r>
+      <w:r>
+        <w:rPr>
+          <w:rFonts w:ascii="Mom´sTypewriter" w:eastAsia="Microsoft GothicNeo" w:hAnsi="Mom´sTypewriter" w:cs="Microsoft GothicNeo"/>
+          <w:i/>
+          <w:iCs/>
+          <w:lang w:val="en-US"/>
+        </w:rPr>
+        <w:t xml:space="preserve"> on the phone</w:t>
+      </w:r>
+      <w:r>
+        <w:rPr>
+          <w:rFonts w:ascii="Mom´sTypewriter" w:eastAsia="Microsoft GothicNeo" w:hAnsi="Mom´sTypewriter" w:cs="Microsoft GothicNeo"/>
+          <w:i/>
+          <w:iCs/>
+          <w:lang w:val="en-US"/>
+        </w:rPr>
+        <w:t>?</w:t>
+      </w:r>
+    </w:p>
+    <w:p>
+      <w:pPr>
+        <w:rPr>
+          <w:rFonts w:ascii="Mom´sTypewriter" w:eastAsia="Microsoft GothicNeo" w:hAnsi="Mom´sTypewriter" w:cs="Microsoft GothicNeo"/>
+          <w:i/>
+          <w:iCs/>
+          <w:lang w:val="en-US"/>
+        </w:rPr>
+      </w:pPr>
+    </w:p>
+    <w:p>
+      <w:pPr>
+        <w:rPr>
+          <w:rFonts w:ascii="Mom´sTypewriter" w:eastAsia="Microsoft GothicNeo" w:hAnsi="Mom´sTypewriter" w:cs="Microsoft GothicNeo"/>
+          <w:i/>
+          <w:iCs/>
+          <w:lang w:val="en-US"/>
+        </w:rPr>
+      </w:pPr>
+      <w:r>
+        <w:rPr>
+          <w:rFonts w:ascii="Mom´sTypewriter" w:eastAsia="Microsoft GothicNeo" w:hAnsi="Mom´sTypewriter" w:cs="Microsoft GothicNeo"/>
+          <w:lang w:val="en-US"/>
+        </w:rPr>
+        <w:t>Don’t get the first hint?</w:t>
+      </w:r>
+      <w:r>
+        <w:rPr>
+          <w:rFonts w:ascii="Mom´sTypewriter" w:eastAsia="Microsoft GothicNeo" w:hAnsi="Mom´sTypewriter" w:cs="Microsoft GothicNeo"/>
+          <w:lang w:val="en-US"/>
+        </w:rPr>
+        <w:br/>
+      </w:r>
+      <w:r>
+        <w:rPr>
+          <w:rFonts w:ascii="Mom´sTypewriter" w:eastAsia="Microsoft GothicNeo" w:hAnsi="Mom´sTypewriter" w:cs="Microsoft GothicNeo"/>
+          <w:i/>
+          <w:iCs/>
+          <w:lang w:val="en-US"/>
+        </w:rPr>
+        <w:t>Well, it is for the more telegraphically inclined.</w:t>
+      </w:r>
+    </w:p>
+    <w:p>
+      <w:pPr>
+        <w:rPr>
+          <w:rFonts w:ascii="Mom´sTypewriter" w:eastAsia="Microsoft GothicNeo" w:hAnsi="Mom´sTypewriter" w:cs="Microsoft GothicNeo"/>
+          <w:i/>
+          <w:iCs/>
+          <w:lang w:val="en-US"/>
+        </w:rPr>
+      </w:pPr>
+    </w:p>
+    <w:p>
+      <w:pPr>
+        <w:rPr>
+          <w:rFonts w:ascii="Mom´sTypewriter" w:eastAsia="Microsoft GothicNeo" w:hAnsi="Mom´sTypewriter" w:cs="Microsoft GothicNeo"/>
+          <w:i/>
+          <w:iCs/>
+          <w:lang w:val="en-US"/>
+        </w:rPr>
+      </w:pPr>
+      <w:r>
+        <w:rPr>
+          <w:rFonts w:ascii="Mom´sTypewriter" w:eastAsia="Microsoft GothicNeo" w:hAnsi="Mom´sTypewriter" w:cs="Microsoft GothicNeo"/>
+          <w:lang w:val="en-US"/>
+        </w:rPr>
+        <w:t>“I can’t remember any of the phone numbers”</w:t>
+      </w:r>
+      <w:r>
+        <w:rPr>
+          <w:rFonts w:ascii="Mom´sTypewriter" w:eastAsia="Microsoft GothicNeo" w:hAnsi="Mom´sTypewriter" w:cs="Microsoft GothicNeo"/>
+          <w:lang w:val="en-US"/>
+        </w:rPr>
+        <w:br/>
+      </w:r>
+      <w:r>
+        <w:rPr>
+          <w:rFonts w:ascii="Mom´sTypewriter" w:eastAsia="Microsoft GothicNeo" w:hAnsi="Mom´sTypewriter" w:cs="Microsoft GothicNeo"/>
+          <w:i/>
+          <w:iCs/>
+          <w:lang w:val="en-US"/>
+        </w:rPr>
+        <w:t>Blackout warned you, write everything down</w:t>
+      </w:r>
+      <w:r>
+        <w:rPr>
+          <w:rFonts w:ascii="Mom´sTypewriter" w:eastAsia="Microsoft GothicNeo" w:hAnsi="Mom´sTypewriter" w:cs="Microsoft GothicNeo"/>
+          <w:i/>
+          <w:iCs/>
+          <w:lang w:val="en-US"/>
+        </w:rPr>
+        <w:t>, there might not be anything left to do</w:t>
+      </w:r>
+    </w:p>
+    <w:p>
+      <w:pPr>
+        <w:rPr>
+          <w:rFonts w:ascii="Mom´sTypewriter" w:eastAsia="Microsoft GothicNeo" w:hAnsi="Mom´sTypewriter" w:cs="Microsoft GothicNeo"/>
+          <w:i/>
+          <w:iCs/>
+          <w:lang w:val="en-US"/>
+        </w:rPr>
+      </w:pPr>
+    </w:p>
+    <w:p>
+      <w:pPr>
+        <w:rPr>
+          <w:rFonts w:ascii="Mom´sTypewriter" w:eastAsia="Microsoft GothicNeo" w:hAnsi="Mom´sTypewriter" w:cs="Microsoft GothicNeo"/>
+          <w:i/>
+          <w:iCs/>
+          <w:lang w:val="en-US"/>
+        </w:rPr>
+      </w:pPr>
+      <w:r>
+        <w:rPr>
+          <w:rFonts w:ascii="Mom´sTypewriter" w:eastAsia="Microsoft GothicNeo" w:hAnsi="Mom´sTypewriter" w:cs="Microsoft GothicNeo"/>
+          <w:lang w:val="en-US"/>
+        </w:rPr>
+        <w:t>I don’t know what to do with the safe</w:t>
+      </w:r>
+      <w:r>
+        <w:rPr>
+          <w:rFonts w:ascii="Mom´sTypewriter" w:eastAsia="Microsoft GothicNeo" w:hAnsi="Mom´sTypewriter" w:cs="Microsoft GothicNeo"/>
+          <w:lang w:val="en-US"/>
+        </w:rPr>
+        <w:br/>
+      </w:r>
+      <w:r>
+        <w:rPr>
+          <w:rFonts w:ascii="Mom´sTypewriter" w:eastAsia="Microsoft GothicNeo" w:hAnsi="Mom´sTypewriter" w:cs="Microsoft GothicNeo"/>
+          <w:i/>
+          <w:iCs/>
+          <w:lang w:val="en-US"/>
+        </w:rPr>
+        <w:t>You’ll figure it out.</w:t>
+      </w:r>
+    </w:p>
+    <w:p>
+      <w:pPr>
+        <w:rPr>
+          <w:rFonts w:ascii="Mom´sTypewriter" w:eastAsia="Microsoft GothicNeo" w:hAnsi="Mom´sTypewriter" w:cs="Microsoft GothicNeo"/>
+          <w:b/>
+          <w:bCs/>
+          <w:lang w:val="en-US"/>
+        </w:rPr>
+      </w:pPr>
+    </w:p>
+    <w:p>
+      <w:pPr>
+        <w:rPr>
+          <w:rFonts w:ascii="Cambria" w:eastAsia="Microsoft GothicNeo" w:hAnsi="Cambria" w:cs="Microsoft GothicNeo"/>
+          <w:b/>
+          <w:bCs/>
+          <w:lang w:val="en-US"/>
+        </w:rPr>
+      </w:pPr>
     </w:p>
     <w:sectPr>
       <w:pgSz w:w="11906" w:h="16838"/>
@@ -4214,6 +4966,7 @@
   <w:style w:type="paragraph" w:default="1" w:styleId="Normal">
     <w:name w:val="Normal"/>
     <w:qFormat/>
+    <w:rsid w:val="00204077"/>
   </w:style>
   <w:style w:type="paragraph" w:styleId="Heading1">
     <w:name w:val="heading 1"/>
@@ -4417,6 +5170,7 @@
   <w:style w:type="character" w:default="1" w:styleId="DefaultParagraphFont">
     <w:name w:val="Default Paragraph Font"/>
     <w:uiPriority w:val="1"/>
+    <w:semiHidden/>
     <w:unhideWhenUsed/>
   </w:style>
   <w:style w:type="table" w:default="1" w:styleId="TableNormal">
